--- a/Fase 2/Evidencias Proyecto (version Agil)/Documento 05 - Documento de Diseño.docx
+++ b/Fase 2/Evidencias Proyecto (version Agil)/Documento 05 - Documento de Diseño.docx
@@ -1,6 +1,6 @@
 
 <file path=word/document.xml><?xml version="1.0" encoding="utf-8"?>
-<w:document xmlns:wpc="http://schemas.microsoft.com/office/word/2010/wordprocessingCanvas" xmlns:cx="http://schemas.microsoft.com/office/drawing/2014/chartex" xmlns:cx1="http://schemas.microsoft.com/office/drawing/2015/9/8/chartex" xmlns:cx2="http://schemas.microsoft.com/office/drawing/2015/10/21/chartex" xmlns:cx3="http://schemas.microsoft.com/office/drawing/2016/5/9/chartex" xmlns:cx4="http://schemas.microsoft.com/office/drawing/2016/5/10/chartex" xmlns:cx5="http://schemas.microsoft.com/office/drawing/2016/5/11/chartex" xmlns:cx6="http://schemas.microsoft.com/office/drawing/2016/5/12/chartex" xmlns:cx7="http://schemas.microsoft.com/office/drawing/2016/5/13/chartex" xmlns:cx8="http://schemas.microsoft.com/office/drawing/2016/5/14/chartex" xmlns:mc="http://schemas.openxmlformats.org/markup-compatibility/2006" xmlns:m="http://schemas.openxmlformats.org/officeDocument/2006/math" xmlns:aink="http://schemas.microsoft.com/office/drawing/2016/ink" xmlns:am3d="http://schemas.microsoft.com/office/drawing/2017/model3d" xmlns:oel="http://schemas.microsoft.com/office/2019/extlst" xmlns:r="http://schemas.openxmlformats.org/officeDocument/2006/relationships" xmlns:wp14="http://schemas.microsoft.com/office/word/2010/wordprocessingDrawing" xmlns:wp="http://schemas.openxmlformats.org/drawingml/2006/wordprocessingDrawing" xmlns:wpg="http://schemas.microsoft.com/office/word/2010/wordprocessingGroup" xmlns:wpi="http://schemas.microsoft.com/office/word/2010/wordprocessingInk" xmlns:wps="http://schemas.microsoft.com/office/word/2010/wordprocessingShape" xmlns:o="urn:schemas-microsoft-com:office:office" xmlns:v="urn:schemas-microsoft-com:vml" xmlns:w10="urn:schemas-microsoft-com:office:word" xmlns:w="http://schemas.openxmlformats.org/wordprocessingml/2006/main" xmlns:w14="http://schemas.microsoft.com/office/word/2010/wordml" xmlns:w15="http://schemas.microsoft.com/office/word/2012/wordml" xmlns:w16cex="http://schemas.microsoft.com/office/word/2018/wordml/cex" xmlns:w16cid="http://schemas.microsoft.com/office/word/2016/wordml/cid" xmlns:w16="http://schemas.microsoft.com/office/word/2018/wordml" xmlns:w16sdtdh="http://schemas.microsoft.com/office/word/2020/wordml/sdtdatahash" xmlns:w16sdtfl="http://schemas.microsoft.com/office/word/2024/wordml/sdtformatlock" xmlns:w16se="http://schemas.microsoft.com/office/word/2015/wordml/symex" xmlns:w16du="http://schemas.microsoft.com/office/word/2023/wordml/word16du" xmlns:wne="http://schemas.microsoft.com/office/word/2006/wordml" mc:Ignorable="w14 w15 w16se w16cid w16 w16cex w16sdtdh w16sdtfl w16du wp14">
+<w:document xmlns:wpc="http://schemas.microsoft.com/office/word/2010/wordprocessingCanvas" xmlns:cx="http://schemas.microsoft.com/office/drawing/2014/chartex" xmlns:cx1="http://schemas.microsoft.com/office/drawing/2015/9/8/chartex" xmlns:cx2="http://schemas.microsoft.com/office/drawing/2015/10/21/chartex" xmlns:cx3="http://schemas.microsoft.com/office/drawing/2016/5/9/chartex" xmlns:cx4="http://schemas.microsoft.com/office/drawing/2016/5/10/chartex" xmlns:cx5="http://schemas.microsoft.com/office/drawing/2016/5/11/chartex" xmlns:cx6="http://schemas.microsoft.com/office/drawing/2016/5/12/chartex" xmlns:cx7="http://schemas.microsoft.com/office/drawing/2016/5/13/chartex" xmlns:cx8="http://schemas.microsoft.com/office/drawing/2016/5/14/chartex" xmlns:mc="http://schemas.openxmlformats.org/markup-compatibility/2006" xmlns:aink="http://schemas.microsoft.com/office/drawing/2016/ink" xmlns:am3d="http://schemas.microsoft.com/office/drawing/2017/model3d" xmlns:o="urn:schemas-microsoft-com:office:office" xmlns:r="http://schemas.openxmlformats.org/officeDocument/2006/relationships" xmlns:m="http://schemas.openxmlformats.org/officeDocument/2006/math" xmlns:v="urn:schemas-microsoft-com:vml" xmlns:wp14="http://schemas.microsoft.com/office/word/2010/wordprocessingDrawing" xmlns:wp="http://schemas.openxmlformats.org/drawingml/2006/wordprocessingDrawing" xmlns:w10="urn:schemas-microsoft-com:office:word" xmlns:w="http://schemas.openxmlformats.org/wordprocessingml/2006/main" xmlns:w14="http://schemas.microsoft.com/office/word/2010/wordml" xmlns:w15="http://schemas.microsoft.com/office/word/2012/wordml" xmlns:w16cex="http://schemas.microsoft.com/office/word/2018/wordml/cex" xmlns:w16cid="http://schemas.microsoft.com/office/word/2016/wordml/cid" xmlns:w16="http://schemas.microsoft.com/office/word/2018/wordml" xmlns:w16sdtdh="http://schemas.microsoft.com/office/word/2020/wordml/sdtdatahash" xmlns:w16se="http://schemas.microsoft.com/office/word/2015/wordml/symex" xmlns:wpg="http://schemas.microsoft.com/office/word/2010/wordprocessingGroup" xmlns:wpi="http://schemas.microsoft.com/office/word/2010/wordprocessingInk" xmlns:wne="http://schemas.microsoft.com/office/word/2006/wordml" xmlns:wps="http://schemas.microsoft.com/office/word/2010/wordprocessingShape" mc:Ignorable="w14 w15 w16se w16cid w16 w16cex w16sdtdh wp14">
   <w:body>
     <w:sdt>
       <w:sdtPr>
@@ -102,6 +102,7 @@
                 <w:dataBinding w:prefixMappings="xmlns:ns0='http://schemas.openxmlformats.org/package/2006/metadata/core-properties' xmlns:ns1='http://purl.org/dc/elements/1.1/'" w:xpath="/ns0:coreProperties[1]/ns1:title[1]" w:storeItemID="{6C3C8BC8-F283-45AE-878A-BAB7291924A1}"/>
                 <w:text/>
               </w:sdtPr>
+              <w:sdtEndPr/>
               <w:sdtContent>
                 <w:tc>
                   <w:tcPr>
@@ -147,66 +148,37 @@
               <w:trHeight w:val="720"/>
               <w:jc w:val="center"/>
             </w:trPr>
-            <w:sdt>
-              <w:sdtPr>
-                <w:rPr>
-                  <w:rFonts w:eastAsiaTheme="majorEastAsia" w:cstheme="minorHAnsi"/>
-                  <w:i/>
-                  <w:color w:val="FF0000"/>
-                  <w:sz w:val="44"/>
-                  <w:szCs w:val="44"/>
-                  <w:lang w:val="es-AR"/>
-                </w:rPr>
-                <w:alias w:val="Subtítulo"/>
-                <w:id w:val="15524255"/>
-                <w:dataBinding w:prefixMappings="xmlns:ns0='http://schemas.openxmlformats.org/package/2006/metadata/core-properties' xmlns:ns1='http://purl.org/dc/elements/1.1/'" w:xpath="/ns0:coreProperties[1]/ns1:subject[1]" w:storeItemID="{6C3C8BC8-F283-45AE-878A-BAB7291924A1}"/>
-                <w:text/>
-              </w:sdtPr>
-              <w:sdtContent>
-                <w:tc>
-                  <w:tcPr>
-                    <w:tcW w:w="5000" w:type="pct"/>
-                    <w:tcBorders>
-                      <w:top w:val="single" w:sz="4" w:space="0" w:color="4F81BD" w:themeColor="accent1"/>
-                    </w:tcBorders>
-                    <w:vAlign w:val="center"/>
-                  </w:tcPr>
-                  <w:p>
-                    <w:pPr>
-                      <w:pStyle w:val="Sinespaciado"/>
-                      <w:jc w:val="center"/>
-                      <w:rPr>
-                        <w:rFonts w:eastAsiaTheme="majorEastAsia" w:cstheme="minorHAnsi"/>
-                        <w:sz w:val="44"/>
-                        <w:szCs w:val="44"/>
-                      </w:rPr>
-                    </w:pPr>
-                    <w:r>
-                      <w:rPr>
-                        <w:rFonts w:eastAsiaTheme="majorEastAsia" w:cstheme="minorHAnsi"/>
-                        <w:i/>
-                        <w:color w:val="FF0000"/>
-                        <w:sz w:val="44"/>
-                        <w:szCs w:val="44"/>
-                        <w:lang w:val="es-AR"/>
-                      </w:rPr>
-                      <w:t xml:space="preserve">Proyecto: </w:t>
-                    </w:r>
-                    <w:r>
-                      <w:rPr>
-                        <w:rFonts w:eastAsiaTheme="majorEastAsia" w:cstheme="minorHAnsi"/>
-                        <w:i/>
-                        <w:color w:val="FF0000"/>
-                        <w:sz w:val="44"/>
-                        <w:szCs w:val="44"/>
-                        <w:lang w:val="es-AR"/>
-                      </w:rPr>
-                      <w:t>[Insertar Nombre de Proyecto]</w:t>
-                    </w:r>
-                  </w:p>
-                </w:tc>
-              </w:sdtContent>
-            </w:sdt>
+            <w:tc>
+              <w:tcPr>
+                <w:tcW w:w="5000" w:type="pct"/>
+                <w:tcBorders>
+                  <w:top w:val="single" w:sz="4" w:space="0" w:color="4F81BD" w:themeColor="accent1"/>
+                </w:tcBorders>
+                <w:vAlign w:val="center"/>
+              </w:tcPr>
+              <w:p>
+                <w:pPr>
+                  <w:pStyle w:val="Sinespaciado"/>
+                  <w:jc w:val="center"/>
+                  <w:rPr>
+                    <w:rFonts w:eastAsiaTheme="majorEastAsia" w:cstheme="minorHAnsi"/>
+                    <w:sz w:val="44"/>
+                    <w:szCs w:val="44"/>
+                  </w:rPr>
+                </w:pPr>
+                <w:r>
+                  <w:rPr>
+                    <w:rFonts w:eastAsiaTheme="majorEastAsia" w:cstheme="minorHAnsi"/>
+                    <w:i/>
+                    <w:color w:val="FF0000"/>
+                    <w:sz w:val="44"/>
+                    <w:szCs w:val="44"/>
+                    <w:lang w:val="es-AR"/>
+                  </w:rPr>
+                  <w:t>Proyecto: CACHAI-QA</w:t>
+                </w:r>
+              </w:p>
+            </w:tc>
           </w:tr>
           <w:tr>
             <w:trPr>
@@ -255,46 +227,7 @@
                     <w:b/>
                     <w:bCs/>
                   </w:rPr>
-                  <w:t>Revisión</w:t>
-                </w:r>
-                <w:r>
-                  <w:rPr>
-                    <w:rFonts w:cstheme="minorHAnsi"/>
-                    <w:b/>
-                    <w:bCs/>
-                    <w:i/>
-                  </w:rPr>
-                  <w:t xml:space="preserve">: </w:t>
-                </w:r>
-                <w:r>
-                  <w:rPr>
-                    <w:rFonts w:cstheme="minorHAnsi"/>
-                    <w:b/>
-                    <w:bCs/>
-                    <w:i/>
-                    <w:color w:val="FF0000"/>
-                  </w:rPr>
-                  <w:t>[</w:t>
-                </w:r>
-                <w:r>
-                  <w:rPr>
-                    <w:rFonts w:cstheme="minorHAnsi"/>
-                    <w:b/>
-                    <w:bCs/>
-                    <w:i/>
-                    <w:color w:val="FF0000"/>
-                  </w:rPr>
-                  <w:t>01</w:t>
-                </w:r>
-                <w:r>
-                  <w:rPr>
-                    <w:rFonts w:cstheme="minorHAnsi"/>
-                    <w:b/>
-                    <w:bCs/>
-                    <w:i/>
-                    <w:color w:val="FF0000"/>
-                  </w:rPr>
-                  <w:t>]</w:t>
+                  <w:t>Revisión: [02]</w:t>
                 </w:r>
               </w:p>
             </w:tc>
@@ -304,52 +237,31 @@
               <w:trHeight w:val="360"/>
               <w:jc w:val="center"/>
             </w:trPr>
-            <w:sdt>
-              <w:sdtPr>
-                <w:rPr>
-                  <w:rFonts w:cstheme="minorHAnsi"/>
-                  <w:b/>
-                  <w:bCs/>
-                </w:rPr>
-                <w:alias w:val="Fecha"/>
-                <w:id w:val="516659546"/>
-                <w:showingPlcHdr/>
-                <w:dataBinding w:prefixMappings="xmlns:ns0='http://schemas.microsoft.com/office/2006/coverPageProps'" w:xpath="/ns0:CoverPageProperties[1]/ns0:PublishDate[1]" w:storeItemID="{55AF091B-3C7A-41E3-B477-F2FDAA23CFDA}"/>
-                <w:date>
-                  <w:lid w:val="es-ES"/>
-                  <w:storeMappedDataAs w:val="dateTime"/>
-                  <w:calendar w:val="gregorian"/>
-                </w:date>
-              </w:sdtPr>
-              <w:sdtContent>
-                <w:tc>
-                  <w:tcPr>
-                    <w:tcW w:w="5000" w:type="pct"/>
-                    <w:vAlign w:val="center"/>
-                  </w:tcPr>
-                  <w:p>
-                    <w:pPr>
-                      <w:pStyle w:val="Sinespaciado"/>
-                      <w:jc w:val="center"/>
-                      <w:rPr>
-                        <w:rFonts w:cstheme="minorHAnsi"/>
-                        <w:b/>
-                        <w:bCs/>
-                      </w:rPr>
-                    </w:pPr>
-                    <w:r>
-                      <w:rPr>
-                        <w:rFonts w:cstheme="minorHAnsi"/>
-                        <w:b/>
-                        <w:bCs/>
-                        <w:color w:val="FF0000"/>
-                      </w:rPr>
-                      <w:t>[Seleccionar fecha]</w:t>
-                    </w:r>
-                  </w:p>
-                </w:tc>
-              </w:sdtContent>
-            </w:sdt>
+            <w:tc>
+              <w:tcPr>
+                <w:tcW w:w="5000" w:type="pct"/>
+                <w:vAlign w:val="center"/>
+              </w:tcPr>
+              <w:p>
+                <w:pPr>
+                  <w:pStyle w:val="Sinespaciado"/>
+                  <w:jc w:val="center"/>
+                  <w:rPr>
+                    <w:rFonts w:cstheme="minorHAnsi"/>
+                    <w:b/>
+                    <w:bCs/>
+                  </w:rPr>
+                </w:pPr>
+                <w:r>
+                  <w:rPr>
+                    <w:rFonts w:cstheme="minorHAnsi"/>
+                    <w:b/>
+                    <w:bCs/>
+                  </w:rPr>
+                  <w:t>12/10/2026</w:t>
+                </w:r>
+              </w:p>
+            </w:tc>
           </w:tr>
         </w:tbl>
         <w:p>
@@ -390,6 +302,7 @@
                 <w:dataBinding w:prefixMappings="xmlns:ns0='http://schemas.microsoft.com/office/2006/coverPageProps'" w:xpath="/ns0:CoverPageProperties[1]/ns0:Abstract[1]" w:storeItemID="{55AF091B-3C7A-41E3-B477-F2FDAA23CFDA}"/>
                 <w:text/>
               </w:sdtPr>
+              <w:sdtEndPr/>
               <w:sdtContent>
                 <w:tc>
                   <w:tcPr>
@@ -482,6 +395,7 @@
           <w:docPartUnique/>
         </w:docPartObj>
       </w:sdtPr>
+      <w:sdtEndPr/>
       <w:sdtContent>
         <w:p>
           <w:pPr>
@@ -1106,7 +1020,7 @@
                 <w:noProof/>
                 <w:webHidden/>
               </w:rPr>
-              <w:t>5</w:t>
+              <w:t>6</w:t>
             </w:r>
             <w:r>
               <w:rPr>
@@ -1204,7 +1118,7 @@
                 <w:noProof/>
                 <w:webHidden/>
               </w:rPr>
-              <w:t>5</w:t>
+              <w:t>6</w:t>
             </w:r>
             <w:r>
               <w:rPr>
@@ -1302,7 +1216,7 @@
                 <w:noProof/>
                 <w:webHidden/>
               </w:rPr>
-              <w:t>5</w:t>
+              <w:t>7</w:t>
             </w:r>
             <w:r>
               <w:rPr>
@@ -1398,7 +1312,7 @@
                 <w:noProof/>
                 <w:webHidden/>
               </w:rPr>
-              <w:t>5</w:t>
+              <w:t>8</w:t>
             </w:r>
             <w:r>
               <w:rPr>
@@ -1496,7 +1410,7 @@
                 <w:noProof/>
                 <w:webHidden/>
               </w:rPr>
-              <w:t>5</w:t>
+              <w:t>8</w:t>
             </w:r>
             <w:r>
               <w:rPr>
@@ -1710,8 +1624,9 @@
               <w:jc w:val="both"/>
               <w:rPr>
                 <w:rFonts w:asciiTheme="minorHAnsi" w:hAnsiTheme="minorHAnsi" w:cstheme="minorHAnsi"/>
-                <w:i/>
-                <w:color w:val="FF0000"/>
+                <w:b/>
+                <w:bCs/>
+                <w:iCs/>
                 <w:szCs w:val="24"/>
                 <w:lang w:val="es-ES" w:eastAsia="es-ES"/>
               </w:rPr>
@@ -1719,32 +1634,13 @@
             <w:r>
               <w:rPr>
                 <w:rFonts w:cstheme="minorHAnsi"/>
-                <w:i/>
-                <w:color w:val="FF0000"/>
+                <w:b/>
+                <w:bCs/>
+                <w:iCs/>
                 <w:szCs w:val="24"/>
                 <w:lang w:val="es-ES" w:eastAsia="es-ES"/>
               </w:rPr>
-              <w:fldChar w:fldCharType="begin"/>
-            </w:r>
-            <w:r>
-              <w:rPr>
-                <w:rFonts w:asciiTheme="minorHAnsi" w:hAnsiTheme="minorHAnsi" w:cstheme="minorHAnsi"/>
-                <w:i/>
-                <w:color w:val="FF0000"/>
-                <w:szCs w:val="24"/>
-                <w:lang w:val="es-ES" w:eastAsia="es-ES"/>
-              </w:rPr>
-              <w:instrText>MACROBUTTON NoMacro [Fecha]</w:instrText>
-            </w:r>
-            <w:r>
-              <w:rPr>
-                <w:rFonts w:cstheme="minorHAnsi"/>
-                <w:i/>
-                <w:color w:val="FF0000"/>
-                <w:szCs w:val="24"/>
-                <w:lang w:val="es-ES" w:eastAsia="es-ES"/>
-              </w:rPr>
-              <w:fldChar w:fldCharType="end"/>
+              <w:t>30-09-2026</w:t>
             </w:r>
           </w:p>
         </w:tc>
@@ -1758,8 +1654,9 @@
               <w:jc w:val="both"/>
               <w:rPr>
                 <w:rFonts w:asciiTheme="minorHAnsi" w:hAnsiTheme="minorHAnsi" w:cstheme="minorHAnsi"/>
-                <w:i/>
-                <w:color w:val="FF0000"/>
+                <w:b/>
+                <w:bCs/>
+                <w:iCs/>
                 <w:szCs w:val="24"/>
                 <w:lang w:val="es-ES" w:eastAsia="es-ES"/>
               </w:rPr>
@@ -1767,32 +1664,13 @@
             <w:r>
               <w:rPr>
                 <w:rFonts w:cstheme="minorHAnsi"/>
-                <w:i/>
-                <w:color w:val="FF0000"/>
+                <w:b/>
+                <w:bCs/>
+                <w:iCs/>
                 <w:szCs w:val="24"/>
                 <w:lang w:val="es-ES" w:eastAsia="es-ES"/>
               </w:rPr>
-              <w:fldChar w:fldCharType="begin"/>
-            </w:r>
-            <w:r>
-              <w:rPr>
-                <w:rFonts w:asciiTheme="minorHAnsi" w:hAnsiTheme="minorHAnsi" w:cstheme="minorHAnsi"/>
-                <w:i/>
-                <w:color w:val="FF0000"/>
-                <w:szCs w:val="24"/>
-                <w:lang w:val="es-ES" w:eastAsia="es-ES"/>
-              </w:rPr>
-              <w:instrText>MACROBUTTON NoMacro [Rev]</w:instrText>
-            </w:r>
-            <w:r>
-              <w:rPr>
-                <w:rFonts w:cstheme="minorHAnsi"/>
-                <w:i/>
-                <w:color w:val="FF0000"/>
-                <w:szCs w:val="24"/>
-                <w:lang w:val="es-ES" w:eastAsia="es-ES"/>
-              </w:rPr>
-              <w:fldChar w:fldCharType="end"/>
+              <w:t>1.0</w:t>
             </w:r>
           </w:p>
         </w:tc>
@@ -1806,8 +1684,7 @@
               <w:jc w:val="both"/>
               <w:rPr>
                 <w:rFonts w:asciiTheme="minorHAnsi" w:hAnsiTheme="minorHAnsi" w:cstheme="minorHAnsi"/>
-                <w:i/>
-                <w:color w:val="FF0000"/>
+                <w:iCs/>
                 <w:szCs w:val="24"/>
                 <w:lang w:val="es-ES" w:eastAsia="es-ES"/>
               </w:rPr>
@@ -1815,32 +1692,11 @@
             <w:r>
               <w:rPr>
                 <w:rFonts w:cstheme="minorHAnsi"/>
-                <w:i/>
-                <w:color w:val="FF0000"/>
+                <w:iCs/>
                 <w:szCs w:val="24"/>
                 <w:lang w:val="es-ES" w:eastAsia="es-ES"/>
               </w:rPr>
-              <w:fldChar w:fldCharType="begin"/>
-            </w:r>
-            <w:r>
-              <w:rPr>
-                <w:rFonts w:asciiTheme="minorHAnsi" w:hAnsiTheme="minorHAnsi" w:cstheme="minorHAnsi"/>
-                <w:i/>
-                <w:color w:val="FF0000"/>
-                <w:szCs w:val="24"/>
-                <w:lang w:val="es-ES" w:eastAsia="es-ES"/>
-              </w:rPr>
-              <w:instrText>MACROBUTTON NoMacro [Descripcion]</w:instrText>
-            </w:r>
-            <w:r>
-              <w:rPr>
-                <w:rFonts w:cstheme="minorHAnsi"/>
-                <w:i/>
-                <w:color w:val="FF0000"/>
-                <w:szCs w:val="24"/>
-                <w:lang w:val="es-ES" w:eastAsia="es-ES"/>
-              </w:rPr>
-              <w:fldChar w:fldCharType="end"/>
+              <w:t>Alex Mauricio Puebla Allendes</w:t>
             </w:r>
           </w:p>
         </w:tc>
@@ -1854,8 +1710,7 @@
               <w:jc w:val="both"/>
               <w:rPr>
                 <w:rFonts w:asciiTheme="minorHAnsi" w:hAnsiTheme="minorHAnsi" w:cstheme="minorHAnsi"/>
-                <w:i/>
-                <w:color w:val="FF0000"/>
+                <w:iCs/>
                 <w:szCs w:val="24"/>
                 <w:lang w:val="es-ES" w:eastAsia="es-ES"/>
               </w:rPr>
@@ -1863,32 +1718,11 @@
             <w:r>
               <w:rPr>
                 <w:rFonts w:cstheme="minorHAnsi"/>
-                <w:i/>
-                <w:color w:val="FF0000"/>
+                <w:iCs/>
                 <w:szCs w:val="24"/>
                 <w:lang w:val="es-ES" w:eastAsia="es-ES"/>
               </w:rPr>
-              <w:fldChar w:fldCharType="begin"/>
-            </w:r>
-            <w:r>
-              <w:rPr>
-                <w:rFonts w:asciiTheme="minorHAnsi" w:hAnsiTheme="minorHAnsi" w:cstheme="minorHAnsi"/>
-                <w:i/>
-                <w:color w:val="FF0000"/>
-                <w:szCs w:val="24"/>
-                <w:lang w:val="es-ES" w:eastAsia="es-ES"/>
-              </w:rPr>
-              <w:instrText>MACROBUTTON NoMacro [Descripcion]</w:instrText>
-            </w:r>
-            <w:r>
-              <w:rPr>
-                <w:rFonts w:cstheme="minorHAnsi"/>
-                <w:i/>
-                <w:color w:val="FF0000"/>
-                <w:szCs w:val="24"/>
-                <w:lang w:val="es-ES" w:eastAsia="es-ES"/>
-              </w:rPr>
-              <w:fldChar w:fldCharType="end"/>
+              <w:t>Inicio Documentación</w:t>
             </w:r>
           </w:p>
         </w:tc>
@@ -1907,8 +1741,9 @@
               <w:jc w:val="both"/>
               <w:rPr>
                 <w:rFonts w:asciiTheme="minorHAnsi" w:hAnsiTheme="minorHAnsi" w:cstheme="minorHAnsi"/>
-                <w:i/>
-                <w:color w:val="FF0000"/>
+                <w:b/>
+                <w:bCs/>
+                <w:iCs/>
                 <w:szCs w:val="24"/>
                 <w:lang w:val="es-ES" w:eastAsia="es-ES"/>
               </w:rPr>
@@ -1916,32 +1751,13 @@
             <w:r>
               <w:rPr>
                 <w:rFonts w:cstheme="minorHAnsi"/>
-                <w:i/>
-                <w:color w:val="FF0000"/>
+                <w:b/>
+                <w:bCs/>
+                <w:iCs/>
                 <w:szCs w:val="24"/>
                 <w:lang w:val="es-ES" w:eastAsia="es-ES"/>
               </w:rPr>
-              <w:fldChar w:fldCharType="begin"/>
-            </w:r>
-            <w:r>
-              <w:rPr>
-                <w:rFonts w:asciiTheme="minorHAnsi" w:hAnsiTheme="minorHAnsi" w:cstheme="minorHAnsi"/>
-                <w:i/>
-                <w:color w:val="FF0000"/>
-                <w:szCs w:val="24"/>
-                <w:lang w:val="es-ES" w:eastAsia="es-ES"/>
-              </w:rPr>
-              <w:instrText>MACROBUTTON NoMacro [Fecha]</w:instrText>
-            </w:r>
-            <w:r>
-              <w:rPr>
-                <w:rFonts w:cstheme="minorHAnsi"/>
-                <w:i/>
-                <w:color w:val="FF0000"/>
-                <w:szCs w:val="24"/>
-                <w:lang w:val="es-ES" w:eastAsia="es-ES"/>
-              </w:rPr>
-              <w:fldChar w:fldCharType="end"/>
+              <w:t>12-10-2026</w:t>
             </w:r>
           </w:p>
         </w:tc>
@@ -1955,8 +1771,9 @@
               <w:jc w:val="both"/>
               <w:rPr>
                 <w:rFonts w:asciiTheme="minorHAnsi" w:hAnsiTheme="minorHAnsi" w:cstheme="minorHAnsi"/>
-                <w:i/>
-                <w:color w:val="FF0000"/>
+                <w:b/>
+                <w:bCs/>
+                <w:iCs/>
                 <w:szCs w:val="24"/>
                 <w:lang w:val="es-ES" w:eastAsia="es-ES"/>
               </w:rPr>
@@ -1964,32 +1781,13 @@
             <w:r>
               <w:rPr>
                 <w:rFonts w:cstheme="minorHAnsi"/>
-                <w:i/>
-                <w:color w:val="FF0000"/>
+                <w:b/>
+                <w:bCs/>
+                <w:iCs/>
                 <w:szCs w:val="24"/>
                 <w:lang w:val="es-ES" w:eastAsia="es-ES"/>
               </w:rPr>
-              <w:fldChar w:fldCharType="begin"/>
-            </w:r>
-            <w:r>
-              <w:rPr>
-                <w:rFonts w:asciiTheme="minorHAnsi" w:hAnsiTheme="minorHAnsi" w:cstheme="minorHAnsi"/>
-                <w:i/>
-                <w:color w:val="FF0000"/>
-                <w:szCs w:val="24"/>
-                <w:lang w:val="es-ES" w:eastAsia="es-ES"/>
-              </w:rPr>
-              <w:instrText>MACROBUTTON NoMacro [Rev]</w:instrText>
-            </w:r>
-            <w:r>
-              <w:rPr>
-                <w:rFonts w:cstheme="minorHAnsi"/>
-                <w:i/>
-                <w:color w:val="FF0000"/>
-                <w:szCs w:val="24"/>
-                <w:lang w:val="es-ES" w:eastAsia="es-ES"/>
-              </w:rPr>
-              <w:fldChar w:fldCharType="end"/>
+              <w:t>1.1</w:t>
             </w:r>
           </w:p>
         </w:tc>
@@ -2003,8 +1801,7 @@
               <w:jc w:val="both"/>
               <w:rPr>
                 <w:rFonts w:asciiTheme="minorHAnsi" w:hAnsiTheme="minorHAnsi" w:cstheme="minorHAnsi"/>
-                <w:i/>
-                <w:color w:val="FF0000"/>
+                <w:iCs/>
                 <w:szCs w:val="24"/>
                 <w:lang w:val="es-ES" w:eastAsia="es-ES"/>
               </w:rPr>
@@ -2012,32 +1809,11 @@
             <w:r>
               <w:rPr>
                 <w:rFonts w:cstheme="minorHAnsi"/>
-                <w:i/>
-                <w:color w:val="FF0000"/>
+                <w:iCs/>
                 <w:szCs w:val="24"/>
                 <w:lang w:val="es-ES" w:eastAsia="es-ES"/>
               </w:rPr>
-              <w:fldChar w:fldCharType="begin"/>
-            </w:r>
-            <w:r>
-              <w:rPr>
-                <w:rFonts w:asciiTheme="minorHAnsi" w:hAnsiTheme="minorHAnsi" w:cstheme="minorHAnsi"/>
-                <w:i/>
-                <w:color w:val="FF0000"/>
-                <w:szCs w:val="24"/>
-                <w:lang w:val="es-ES" w:eastAsia="es-ES"/>
-              </w:rPr>
-              <w:instrText>MACROBUTTON NoMacro [Descripcion]</w:instrText>
-            </w:r>
-            <w:r>
-              <w:rPr>
-                <w:rFonts w:cstheme="minorHAnsi"/>
-                <w:i/>
-                <w:color w:val="FF0000"/>
-                <w:szCs w:val="24"/>
-                <w:lang w:val="es-ES" w:eastAsia="es-ES"/>
-              </w:rPr>
-              <w:fldChar w:fldCharType="end"/>
+              <w:t>Alex Mauricio Puebla Allendes / José Ignacio Valdivia Mendoza</w:t>
             </w:r>
           </w:p>
         </w:tc>
@@ -2051,8 +1827,7 @@
               <w:jc w:val="both"/>
               <w:rPr>
                 <w:rFonts w:asciiTheme="minorHAnsi" w:hAnsiTheme="minorHAnsi" w:cstheme="minorHAnsi"/>
-                <w:i/>
-                <w:color w:val="FF0000"/>
+                <w:iCs/>
                 <w:szCs w:val="24"/>
                 <w:lang w:val="es-ES" w:eastAsia="es-ES"/>
               </w:rPr>
@@ -2060,32 +1835,11 @@
             <w:r>
               <w:rPr>
                 <w:rFonts w:cstheme="minorHAnsi"/>
-                <w:i/>
-                <w:color w:val="FF0000"/>
+                <w:iCs/>
                 <w:szCs w:val="24"/>
                 <w:lang w:val="es-ES" w:eastAsia="es-ES"/>
               </w:rPr>
-              <w:fldChar w:fldCharType="begin"/>
-            </w:r>
-            <w:r>
-              <w:rPr>
-                <w:rFonts w:asciiTheme="minorHAnsi" w:hAnsiTheme="minorHAnsi" w:cstheme="minorHAnsi"/>
-                <w:i/>
-                <w:color w:val="FF0000"/>
-                <w:szCs w:val="24"/>
-                <w:lang w:val="es-ES" w:eastAsia="es-ES"/>
-              </w:rPr>
-              <w:instrText>MACROBUTTON NoMacro [Descripcion]</w:instrText>
-            </w:r>
-            <w:r>
-              <w:rPr>
-                <w:rFonts w:cstheme="minorHAnsi"/>
-                <w:i/>
-                <w:color w:val="FF0000"/>
-                <w:szCs w:val="24"/>
-                <w:lang w:val="es-ES" w:eastAsia="es-ES"/>
-              </w:rPr>
-              <w:fldChar w:fldCharType="end"/>
+              <w:t>Se incorpora el diseño basado en UML: casos de uso, modelo E-R, diagramas de clases, secuencia y componentes.</w:t>
             </w:r>
           </w:p>
         </w:tc>
@@ -2216,10 +1970,47 @@
     </w:p>
     <w:p>
       <w:pPr>
+        <w:spacing w:after="0" w:line="240" w:lineRule="auto"/>
+        <w:jc w:val="both"/>
+        <w:rPr>
+          <w:rFonts w:eastAsia="Times New Roman" w:cstheme="minorHAnsi"/>
+          <w:sz w:val="20"/>
+          <w:szCs w:val="24"/>
+          <w:lang w:val="es-ES" w:eastAsia="es-ES"/>
+        </w:rPr>
+      </w:pPr>
+    </w:p>
+    <w:p>
+      <w:pPr>
+        <w:spacing w:after="0" w:line="240" w:lineRule="auto"/>
+        <w:jc w:val="both"/>
+        <w:rPr>
+          <w:rFonts w:eastAsia="Times New Roman" w:cstheme="minorHAnsi"/>
+          <w:sz w:val="20"/>
+          <w:szCs w:val="24"/>
+          <w:lang w:val="es-ES" w:eastAsia="es-ES"/>
+        </w:rPr>
+      </w:pPr>
+    </w:p>
+    <w:p>
+      <w:pPr>
+        <w:spacing w:after="0" w:line="240" w:lineRule="auto"/>
+        <w:jc w:val="both"/>
+        <w:rPr>
+          <w:rFonts w:eastAsia="Times New Roman" w:cstheme="minorHAnsi"/>
+          <w:sz w:val="20"/>
+          <w:szCs w:val="24"/>
+          <w:lang w:val="es-ES" w:eastAsia="es-ES"/>
+        </w:rPr>
+      </w:pPr>
+    </w:p>
+    <w:p>
+      <w:pPr>
         <w:pStyle w:val="Ttulo1"/>
       </w:pPr>
       <w:bookmarkStart w:id="2" w:name="_Toc241504831"/>
       <w:r>
+        <w:lastRenderedPageBreak/>
         <w:t>Integrantes:</w:t>
       </w:r>
       <w:bookmarkEnd w:id="2"/>
@@ -2315,6 +2106,15 @@
                 <w:lang w:val="es-ES" w:eastAsia="es-ES"/>
               </w:rPr>
             </w:pPr>
+            <w:r>
+              <w:rPr>
+                <w:rFonts w:asciiTheme="minorHAnsi" w:hAnsiTheme="minorHAnsi" w:cstheme="minorHAnsi"/>
+                <w:i/>
+                <w:szCs w:val="24"/>
+                <w:lang w:val="es-ES" w:eastAsia="es-ES"/>
+              </w:rPr>
+              <w:t>Alex Mauricio Puebla Allendes</w:t>
+            </w:r>
           </w:p>
         </w:tc>
         <w:tc>
@@ -2327,6 +2127,211 @@
               <w:jc w:val="both"/>
               <w:rPr>
                 <w:rFonts w:asciiTheme="minorHAnsi" w:hAnsiTheme="minorHAnsi" w:cstheme="minorHAnsi"/>
+                <w:i/>
+                <w:szCs w:val="24"/>
+                <w:lang w:val="es-ES" w:eastAsia="es-ES"/>
+              </w:rPr>
+            </w:pPr>
+            <w:r>
+              <w:rPr>
+                <w:rFonts w:asciiTheme="minorHAnsi" w:hAnsiTheme="minorHAnsi" w:cstheme="minorHAnsi"/>
+                <w:i/>
+                <w:szCs w:val="24"/>
+                <w:lang w:val="es-ES" w:eastAsia="es-ES"/>
+              </w:rPr>
+              <w:t xml:space="preserve">QA </w:t>
+            </w:r>
+            <w:proofErr w:type="spellStart"/>
+            <w:r>
+              <w:rPr>
+                <w:rFonts w:asciiTheme="minorHAnsi" w:hAnsiTheme="minorHAnsi" w:cstheme="minorHAnsi"/>
+                <w:i/>
+                <w:szCs w:val="24"/>
+                <w:lang w:val="es-ES" w:eastAsia="es-ES"/>
+              </w:rPr>
+              <w:t>Analyst</w:t>
+            </w:r>
+            <w:proofErr w:type="spellEnd"/>
+            <w:r>
+              <w:rPr>
+                <w:rFonts w:asciiTheme="minorHAnsi" w:hAnsiTheme="minorHAnsi" w:cstheme="minorHAnsi"/>
+                <w:i/>
+                <w:szCs w:val="24"/>
+                <w:lang w:val="es-ES" w:eastAsia="es-ES"/>
+              </w:rPr>
+              <w:t xml:space="preserve"> &amp; Test </w:t>
+            </w:r>
+            <w:proofErr w:type="spellStart"/>
+            <w:r>
+              <w:rPr>
+                <w:rFonts w:asciiTheme="minorHAnsi" w:hAnsiTheme="minorHAnsi" w:cstheme="minorHAnsi"/>
+                <w:i/>
+                <w:szCs w:val="24"/>
+                <w:lang w:val="es-ES" w:eastAsia="es-ES"/>
+              </w:rPr>
+              <w:t>Strategy</w:t>
+            </w:r>
+            <w:proofErr w:type="spellEnd"/>
+            <w:r>
+              <w:rPr>
+                <w:rFonts w:asciiTheme="minorHAnsi" w:hAnsiTheme="minorHAnsi" w:cstheme="minorHAnsi"/>
+                <w:i/>
+                <w:szCs w:val="24"/>
+                <w:lang w:val="es-ES" w:eastAsia="es-ES"/>
+              </w:rPr>
+              <w:t xml:space="preserve"> Lead</w:t>
+            </w:r>
+          </w:p>
+        </w:tc>
+      </w:tr>
+      <w:tr>
+        <w:trPr>
+          <w:trHeight w:val="465"/>
+        </w:trPr>
+        <w:tc>
+          <w:tcPr>
+            <w:tcW w:w="3539" w:type="dxa"/>
+            <w:vAlign w:val="center"/>
+          </w:tcPr>
+          <w:p>
+            <w:pPr>
+              <w:jc w:val="both"/>
+              <w:rPr>
+                <w:rFonts w:cstheme="minorHAnsi"/>
+                <w:i/>
+                <w:szCs w:val="24"/>
+                <w:lang w:val="es-ES" w:eastAsia="es-ES"/>
+              </w:rPr>
+            </w:pPr>
+            <w:r>
+              <w:rPr>
+                <w:rFonts w:cstheme="minorHAnsi"/>
+                <w:i/>
+                <w:szCs w:val="24"/>
+                <w:lang w:val="es-ES" w:eastAsia="es-ES"/>
+              </w:rPr>
+              <w:t>José Ignacio Valdivia Mendoza</w:t>
+            </w:r>
+          </w:p>
+        </w:tc>
+        <w:tc>
+          <w:tcPr>
+            <w:tcW w:w="5275" w:type="dxa"/>
+            <w:vAlign w:val="center"/>
+          </w:tcPr>
+          <w:p>
+            <w:pPr>
+              <w:jc w:val="both"/>
+              <w:rPr>
+                <w:rFonts w:cstheme="minorHAnsi"/>
+                <w:i/>
+                <w:szCs w:val="24"/>
+                <w:lang w:val="es-ES" w:eastAsia="es-ES"/>
+              </w:rPr>
+            </w:pPr>
+            <w:r>
+              <w:rPr>
+                <w:rFonts w:cstheme="minorHAnsi"/>
+                <w:i/>
+                <w:szCs w:val="24"/>
+                <w:lang w:val="es-ES" w:eastAsia="es-ES"/>
+              </w:rPr>
+              <w:t xml:space="preserve">QA </w:t>
+            </w:r>
+            <w:proofErr w:type="spellStart"/>
+            <w:r>
+              <w:rPr>
+                <w:rFonts w:cstheme="minorHAnsi"/>
+                <w:i/>
+                <w:szCs w:val="24"/>
+                <w:lang w:val="es-ES" w:eastAsia="es-ES"/>
+              </w:rPr>
+              <w:t>Automation</w:t>
+            </w:r>
+            <w:proofErr w:type="spellEnd"/>
+            <w:r>
+              <w:rPr>
+                <w:rFonts w:cstheme="minorHAnsi"/>
+                <w:i/>
+                <w:szCs w:val="24"/>
+                <w:lang w:val="es-ES" w:eastAsia="es-ES"/>
+              </w:rPr>
+              <w:t xml:space="preserve"> </w:t>
+            </w:r>
+            <w:proofErr w:type="spellStart"/>
+            <w:r>
+              <w:rPr>
+                <w:rFonts w:cstheme="minorHAnsi"/>
+                <w:i/>
+                <w:szCs w:val="24"/>
+                <w:lang w:val="es-ES" w:eastAsia="es-ES"/>
+              </w:rPr>
+              <w:t>Engineer</w:t>
+            </w:r>
+            <w:proofErr w:type="spellEnd"/>
+            <w:r>
+              <w:rPr>
+                <w:rFonts w:cstheme="minorHAnsi"/>
+                <w:i/>
+                <w:szCs w:val="24"/>
+                <w:lang w:val="es-ES" w:eastAsia="es-ES"/>
+              </w:rPr>
+              <w:t xml:space="preserve"> &amp; Cloud </w:t>
+            </w:r>
+            <w:proofErr w:type="spellStart"/>
+            <w:r>
+              <w:rPr>
+                <w:rFonts w:cstheme="minorHAnsi"/>
+                <w:i/>
+                <w:szCs w:val="24"/>
+                <w:lang w:val="es-ES" w:eastAsia="es-ES"/>
+              </w:rPr>
+              <w:t>Infrastructure</w:t>
+            </w:r>
+            <w:proofErr w:type="spellEnd"/>
+            <w:r>
+              <w:rPr>
+                <w:rFonts w:cstheme="minorHAnsi"/>
+                <w:i/>
+                <w:szCs w:val="24"/>
+                <w:lang w:val="es-ES" w:eastAsia="es-ES"/>
+              </w:rPr>
+              <w:t xml:space="preserve"> Lead</w:t>
+            </w:r>
+          </w:p>
+        </w:tc>
+      </w:tr>
+      <w:tr>
+        <w:trPr>
+          <w:trHeight w:val="465"/>
+        </w:trPr>
+        <w:tc>
+          <w:tcPr>
+            <w:tcW w:w="3539" w:type="dxa"/>
+            <w:vAlign w:val="center"/>
+          </w:tcPr>
+          <w:p>
+            <w:pPr>
+              <w:jc w:val="both"/>
+              <w:rPr>
+                <w:rFonts w:cstheme="minorHAnsi"/>
+                <w:i/>
+                <w:szCs w:val="24"/>
+                <w:lang w:val="es-ES" w:eastAsia="es-ES"/>
+              </w:rPr>
+            </w:pPr>
+          </w:p>
+        </w:tc>
+        <w:tc>
+          <w:tcPr>
+            <w:tcW w:w="5275" w:type="dxa"/>
+            <w:vAlign w:val="center"/>
+          </w:tcPr>
+          <w:p>
+            <w:pPr>
+              <w:jc w:val="both"/>
+              <w:rPr>
+                <w:rFonts w:cstheme="minorHAnsi"/>
                 <w:i/>
                 <w:szCs w:val="24"/>
                 <w:lang w:val="es-ES" w:eastAsia="es-ES"/>
@@ -2413,84 +2418,6 @@
           </w:p>
         </w:tc>
       </w:tr>
-      <w:tr>
-        <w:trPr>
-          <w:trHeight w:val="465"/>
-        </w:trPr>
-        <w:tc>
-          <w:tcPr>
-            <w:tcW w:w="3539" w:type="dxa"/>
-            <w:vAlign w:val="center"/>
-          </w:tcPr>
-          <w:p>
-            <w:pPr>
-              <w:jc w:val="both"/>
-              <w:rPr>
-                <w:rFonts w:cstheme="minorHAnsi"/>
-                <w:i/>
-                <w:szCs w:val="24"/>
-                <w:lang w:val="es-ES" w:eastAsia="es-ES"/>
-              </w:rPr>
-            </w:pPr>
-          </w:p>
-        </w:tc>
-        <w:tc>
-          <w:tcPr>
-            <w:tcW w:w="5275" w:type="dxa"/>
-            <w:vAlign w:val="center"/>
-          </w:tcPr>
-          <w:p>
-            <w:pPr>
-              <w:jc w:val="both"/>
-              <w:rPr>
-                <w:rFonts w:cstheme="minorHAnsi"/>
-                <w:i/>
-                <w:szCs w:val="24"/>
-                <w:lang w:val="es-ES" w:eastAsia="es-ES"/>
-              </w:rPr>
-            </w:pPr>
-          </w:p>
-        </w:tc>
-      </w:tr>
-      <w:tr>
-        <w:trPr>
-          <w:trHeight w:val="465"/>
-        </w:trPr>
-        <w:tc>
-          <w:tcPr>
-            <w:tcW w:w="3539" w:type="dxa"/>
-            <w:vAlign w:val="center"/>
-          </w:tcPr>
-          <w:p>
-            <w:pPr>
-              <w:jc w:val="both"/>
-              <w:rPr>
-                <w:rFonts w:cstheme="minorHAnsi"/>
-                <w:i/>
-                <w:szCs w:val="24"/>
-                <w:lang w:val="es-ES" w:eastAsia="es-ES"/>
-              </w:rPr>
-            </w:pPr>
-          </w:p>
-        </w:tc>
-        <w:tc>
-          <w:tcPr>
-            <w:tcW w:w="5275" w:type="dxa"/>
-            <w:vAlign w:val="center"/>
-          </w:tcPr>
-          <w:p>
-            <w:pPr>
-              <w:jc w:val="both"/>
-              <w:rPr>
-                <w:rFonts w:cstheme="minorHAnsi"/>
-                <w:i/>
-                <w:szCs w:val="24"/>
-                <w:lang w:val="es-ES" w:eastAsia="es-ES"/>
-              </w:rPr>
-            </w:pPr>
-          </w:p>
-        </w:tc>
-      </w:tr>
     </w:tbl>
     <w:p/>
     <w:p>
@@ -2519,14 +2446,6 @@
           <w:b/>
         </w:rPr>
       </w:pPr>
-      <w:r>
-        <w:rPr>
-          <w:rFonts w:cstheme="minorHAnsi"/>
-          <w:b/>
-        </w:rPr>
-        <w:lastRenderedPageBreak/>
-        <w:br w:type="page"/>
-      </w:r>
     </w:p>
     <w:p>
       <w:pPr>
@@ -2557,13 +2476,77 @@
       </w:r>
       <w:bookmarkEnd w:id="4"/>
     </w:p>
+    <w:p>
+      <w:r>
+        <w:t xml:space="preserve">El diagrama de casos de uso representa a los actores que interactúan con CACHAI-QA (dueño del sitio, analista QA, desarrollador </w:t>
+      </w:r>
+      <w:proofErr w:type="spellStart"/>
+      <w:r>
+        <w:t>front-end</w:t>
+      </w:r>
+      <w:proofErr w:type="spellEnd"/>
+      <w:r>
+        <w:t xml:space="preserve">, </w:t>
+      </w:r>
+      <w:proofErr w:type="spellStart"/>
+      <w:r>
+        <w:t>stakeholder</w:t>
+      </w:r>
+      <w:proofErr w:type="spellEnd"/>
+      <w:r>
+        <w:t xml:space="preserve"> y auditor de calidad) y los casos de uso principales: configurar la URL objetivo, escanear el sitio, generar y ejecutar las pruebas (local y en la nube) y visualizar los reportes de calidad.</w:t>
+      </w:r>
+    </w:p>
+    <w:p>
+      <w:bookmarkStart w:id="5" w:name="_Toc241504834"/>
+      <w:r>
+        <w:rPr>
+          <w:noProof/>
+        </w:rPr>
+        <w:drawing>
+          <wp:inline distT="0" distB="0" distL="0" distR="0" wp14:anchorId="762A1DE0" wp14:editId="55F4DACB">
+            <wp:extent cx="5588000" cy="4358235"/>
+            <wp:effectExtent l="0" t="0" r="0" b="0"/>
+            <wp:docPr id="2" name="Imagen 2"/>
+            <wp:cNvGraphicFramePr>
+              <a:graphicFrameLocks xmlns:a="http://schemas.openxmlformats.org/drawingml/2006/main" noChangeAspect="1"/>
+            </wp:cNvGraphicFramePr>
+            <a:graphic xmlns:a="http://schemas.openxmlformats.org/drawingml/2006/main">
+              <a:graphicData uri="http://schemas.openxmlformats.org/drawingml/2006/picture">
+                <pic:pic xmlns:pic="http://schemas.openxmlformats.org/drawingml/2006/picture">
+                  <pic:nvPicPr>
+                    <pic:cNvPr id="2" name=""/>
+                    <pic:cNvPicPr/>
+                  </pic:nvPicPr>
+                  <pic:blipFill>
+                    <a:blip r:embed="rId12"/>
+                    <a:stretch>
+                      <a:fillRect/>
+                    </a:stretch>
+                  </pic:blipFill>
+                  <pic:spPr>
+                    <a:xfrm>
+                      <a:off x="0" y="0"/>
+                      <a:ext cx="5588000" cy="4358235"/>
+                    </a:xfrm>
+                    <a:prstGeom prst="rect">
+                      <a:avLst/>
+                    </a:prstGeom>
+                  </pic:spPr>
+                </pic:pic>
+              </a:graphicData>
+            </a:graphic>
+          </wp:inline>
+        </w:drawing>
+      </w:r>
+    </w:p>
     <w:p/>
     <w:p>
       <w:pPr>
         <w:pStyle w:val="Ttulo2"/>
       </w:pPr>
-      <w:bookmarkStart w:id="5" w:name="_Toc241504834"/>
       <w:r>
+        <w:lastRenderedPageBreak/>
         <w:t>Vista Lógica</w:t>
       </w:r>
       <w:bookmarkEnd w:id="5"/>
@@ -2584,24 +2567,157 @@
           <w:lang w:val="es-ES" w:eastAsia="es-ES"/>
         </w:rPr>
       </w:pPr>
+      <w:r>
+        <w:rPr>
+          <w:lang w:val="es-ES" w:eastAsia="es-ES"/>
+        </w:rPr>
+        <w:t>El modelo Entidad-Relación describe las entidades ESCANEO, PAGINA, ELEMENTO, PRUEBA, RESULTADO y REPORTE, con sus atributos, claves primarias y foráneas, y las cardinalidades que relacionan cada escaneo con las páginas, elementos, pruebas, resultados y el reporte final.</w:t>
+      </w:r>
     </w:p>
     <w:p>
-      <w:pPr>
-        <w:pStyle w:val="Ttulo3"/>
-      </w:pPr>
       <w:bookmarkStart w:id="7" w:name="_Toc241504836"/>
       <w:r>
+        <w:rPr>
+          <w:noProof/>
+        </w:rPr>
+        <w:drawing>
+          <wp:inline distT="0" distB="0" distL="0" distR="0" wp14:anchorId="3359D020" wp14:editId="743C93F4">
+            <wp:extent cx="5588000" cy="4090785"/>
+            <wp:effectExtent l="0" t="0" r="0" b="0"/>
+            <wp:docPr id="3" name="Imagen 3"/>
+            <wp:cNvGraphicFramePr>
+              <a:graphicFrameLocks xmlns:a="http://schemas.openxmlformats.org/drawingml/2006/main" noChangeAspect="1"/>
+            </wp:cNvGraphicFramePr>
+            <a:graphic xmlns:a="http://schemas.openxmlformats.org/drawingml/2006/main">
+              <a:graphicData uri="http://schemas.openxmlformats.org/drawingml/2006/picture">
+                <pic:pic xmlns:pic="http://schemas.openxmlformats.org/drawingml/2006/picture">
+                  <pic:nvPicPr>
+                    <pic:cNvPr id="3" name=""/>
+                    <pic:cNvPicPr/>
+                  </pic:nvPicPr>
+                  <pic:blipFill>
+                    <a:blip r:embed="rId13"/>
+                    <a:stretch>
+                      <a:fillRect/>
+                    </a:stretch>
+                  </pic:blipFill>
+                  <pic:spPr>
+                    <a:xfrm>
+                      <a:off x="0" y="0"/>
+                      <a:ext cx="5588000" cy="4090785"/>
+                    </a:xfrm>
+                    <a:prstGeom prst="rect">
+                      <a:avLst/>
+                    </a:prstGeom>
+                  </pic:spPr>
+                </pic:pic>
+              </a:graphicData>
+            </a:graphic>
+          </wp:inline>
+        </w:drawing>
+      </w:r>
+    </w:p>
+    <w:p/>
+    <w:p/>
+    <w:p/>
+    <w:p/>
+    <w:p/>
+    <w:p/>
+    <w:p>
+      <w:pPr>
+        <w:pStyle w:val="Ttulo3"/>
+      </w:pPr>
+      <w:r>
+        <w:lastRenderedPageBreak/>
         <w:t>Diagrama de Clases</w:t>
       </w:r>
       <w:bookmarkEnd w:id="7"/>
     </w:p>
+    <w:p>
+      <w:r>
+        <w:t xml:space="preserve">El diagrama de clases detalla los componentes del </w:t>
+      </w:r>
+      <w:proofErr w:type="spellStart"/>
+      <w:r>
+        <w:t>framework</w:t>
+      </w:r>
+      <w:proofErr w:type="spellEnd"/>
+      <w:r>
+        <w:t xml:space="preserve">: Configuración, Crawler, </w:t>
+      </w:r>
+      <w:proofErr w:type="spellStart"/>
+      <w:r>
+        <w:t>Escaneador</w:t>
+      </w:r>
+      <w:proofErr w:type="spellEnd"/>
+      <w:r>
+        <w:t xml:space="preserve"> de Página, Generador de Pruebas, Ejecutor de Pruebas, Adaptador </w:t>
+      </w:r>
+      <w:proofErr w:type="spellStart"/>
+      <w:r>
+        <w:t>BrowserStack</w:t>
+      </w:r>
+      <w:proofErr w:type="spellEnd"/>
+      <w:r>
+        <w:t>, Recolector de Reportes y Panel de Control, junto con sus atributos, métodos y relaciones de dependencia.</w:t>
+      </w:r>
+    </w:p>
+    <w:p>
+      <w:bookmarkStart w:id="8" w:name="_Toc241504837"/>
+      <w:r>
+        <w:rPr>
+          <w:noProof/>
+        </w:rPr>
+        <w:drawing>
+          <wp:inline distT="0" distB="0" distL="0" distR="0" wp14:anchorId="7C15B873" wp14:editId="7F4B46A9">
+            <wp:extent cx="5588000" cy="4262130"/>
+            <wp:effectExtent l="0" t="0" r="0" b="0"/>
+            <wp:docPr id="4" name="Imagen 4"/>
+            <wp:cNvGraphicFramePr>
+              <a:graphicFrameLocks xmlns:a="http://schemas.openxmlformats.org/drawingml/2006/main" noChangeAspect="1"/>
+            </wp:cNvGraphicFramePr>
+            <a:graphic xmlns:a="http://schemas.openxmlformats.org/drawingml/2006/main">
+              <a:graphicData uri="http://schemas.openxmlformats.org/drawingml/2006/picture">
+                <pic:pic xmlns:pic="http://schemas.openxmlformats.org/drawingml/2006/picture">
+                  <pic:nvPicPr>
+                    <pic:cNvPr id="4" name=""/>
+                    <pic:cNvPicPr/>
+                  </pic:nvPicPr>
+                  <pic:blipFill>
+                    <a:blip r:embed="rId14"/>
+                    <a:stretch>
+                      <a:fillRect/>
+                    </a:stretch>
+                  </pic:blipFill>
+                  <pic:spPr>
+                    <a:xfrm>
+                      <a:off x="0" y="0"/>
+                      <a:ext cx="5588000" cy="4262130"/>
+                    </a:xfrm>
+                    <a:prstGeom prst="rect">
+                      <a:avLst/>
+                    </a:prstGeom>
+                  </pic:spPr>
+                </pic:pic>
+              </a:graphicData>
+            </a:graphic>
+          </wp:inline>
+        </w:drawing>
+      </w:r>
+    </w:p>
+    <w:p/>
+    <w:p/>
+    <w:p/>
+    <w:p/>
+    <w:p/>
+    <w:p/>
     <w:p/>
     <w:p>
       <w:pPr>
         <w:pStyle w:val="Ttulo3"/>
       </w:pPr>
-      <w:bookmarkStart w:id="8" w:name="_Toc241504837"/>
       <w:r>
+        <w:lastRenderedPageBreak/>
         <w:t>Diagrama de Secuencia</w:t>
       </w:r>
       <w:bookmarkEnd w:id="8"/>
@@ -2612,13 +2728,69 @@
           <w:lang w:val="es-ES" w:eastAsia="es-ES"/>
         </w:rPr>
       </w:pPr>
+      <w:r>
+        <w:rPr>
+          <w:lang w:val="es-ES" w:eastAsia="es-ES"/>
+        </w:rPr>
+        <w:t>El diagrama de secuencia muestra el flujo principal de ejecución: el usuario lanza un escaneo, el sistema valida la configuración, el crawler navega y mapea el sitio, el generador crea los escenarios y el ejecutor corre las pruebas en el navegador, finalizando con la construcción del reporte y su publicación en el panel.</w:t>
+      </w:r>
     </w:p>
     <w:p>
-      <w:pPr>
-        <w:pStyle w:val="Ttulo2"/>
-      </w:pPr>
       <w:bookmarkStart w:id="9" w:name="_Toc241504838"/>
       <w:r>
+        <w:rPr>
+          <w:noProof/>
+        </w:rPr>
+        <w:drawing>
+          <wp:inline distT="0" distB="0" distL="0" distR="0" wp14:anchorId="461FF8E6" wp14:editId="572F6B4F">
+            <wp:extent cx="5588000" cy="3882768"/>
+            <wp:effectExtent l="0" t="0" r="0" b="0"/>
+            <wp:docPr id="6" name="Imagen 6"/>
+            <wp:cNvGraphicFramePr>
+              <a:graphicFrameLocks xmlns:a="http://schemas.openxmlformats.org/drawingml/2006/main" noChangeAspect="1"/>
+            </wp:cNvGraphicFramePr>
+            <a:graphic xmlns:a="http://schemas.openxmlformats.org/drawingml/2006/main">
+              <a:graphicData uri="http://schemas.openxmlformats.org/drawingml/2006/picture">
+                <pic:pic xmlns:pic="http://schemas.openxmlformats.org/drawingml/2006/picture">
+                  <pic:nvPicPr>
+                    <pic:cNvPr id="6" name=""/>
+                    <pic:cNvPicPr/>
+                  </pic:nvPicPr>
+                  <pic:blipFill>
+                    <a:blip r:embed="rId15"/>
+                    <a:stretch>
+                      <a:fillRect/>
+                    </a:stretch>
+                  </pic:blipFill>
+                  <pic:spPr>
+                    <a:xfrm>
+                      <a:off x="0" y="0"/>
+                      <a:ext cx="5588000" cy="3882768"/>
+                    </a:xfrm>
+                    <a:prstGeom prst="rect">
+                      <a:avLst/>
+                    </a:prstGeom>
+                  </pic:spPr>
+                </pic:pic>
+              </a:graphicData>
+            </a:graphic>
+          </wp:inline>
+        </w:drawing>
+      </w:r>
+    </w:p>
+    <w:p/>
+    <w:p/>
+    <w:p/>
+    <w:p/>
+    <w:p/>
+    <w:p/>
+    <w:p/>
+    <w:p>
+      <w:pPr>
+        <w:pStyle w:val="Ttulo2"/>
+      </w:pPr>
+      <w:r>
+        <w:lastRenderedPageBreak/>
         <w:t>Vista Despliegue</w:t>
       </w:r>
       <w:bookmarkEnd w:id="9"/>
@@ -2633,11 +2805,74 @@
       </w:r>
       <w:bookmarkEnd w:id="10"/>
     </w:p>
+    <w:p>
+      <w:r>
+        <w:t xml:space="preserve">El diagrama de componentes presenta la arquitectura del </w:t>
+      </w:r>
+      <w:proofErr w:type="spellStart"/>
+      <w:r>
+        <w:t>framework</w:t>
+      </w:r>
+      <w:proofErr w:type="spellEnd"/>
+      <w:r>
+        <w:t xml:space="preserve"> y las dependencias entre la interfaz CLI, el módulo de configuración, el motor de rastreo, el generador de pruebas, los ejecutores (Playwright local y </w:t>
+      </w:r>
+      <w:proofErr w:type="spellStart"/>
+      <w:r>
+        <w:t>BrowserStack</w:t>
+      </w:r>
+      <w:proofErr w:type="spellEnd"/>
+      <w:r>
+        <w:t xml:space="preserve"> en la nube), el recolector de reportes, el panel web y el almacén de reportes.</w:t>
+      </w:r>
+    </w:p>
+    <w:p>
+      <w:r>
+        <w:rPr>
+          <w:noProof/>
+        </w:rPr>
+        <w:drawing>
+          <wp:inline distT="0" distB="0" distL="0" distR="0" wp14:anchorId="4D6E4E00" wp14:editId="547C8A77">
+            <wp:extent cx="5588000" cy="3725333"/>
+            <wp:effectExtent l="0" t="0" r="0" b="0"/>
+            <wp:docPr id="7" name="Imagen 7"/>
+            <wp:cNvGraphicFramePr>
+              <a:graphicFrameLocks xmlns:a="http://schemas.openxmlformats.org/drawingml/2006/main" noChangeAspect="1"/>
+            </wp:cNvGraphicFramePr>
+            <a:graphic xmlns:a="http://schemas.openxmlformats.org/drawingml/2006/main">
+              <a:graphicData uri="http://schemas.openxmlformats.org/drawingml/2006/picture">
+                <pic:pic xmlns:pic="http://schemas.openxmlformats.org/drawingml/2006/picture">
+                  <pic:nvPicPr>
+                    <pic:cNvPr id="7" name=""/>
+                    <pic:cNvPicPr/>
+                  </pic:nvPicPr>
+                  <pic:blipFill>
+                    <a:blip r:embed="rId16"/>
+                    <a:stretch>
+                      <a:fillRect/>
+                    </a:stretch>
+                  </pic:blipFill>
+                  <pic:spPr>
+                    <a:xfrm>
+                      <a:off x="0" y="0"/>
+                      <a:ext cx="5588000" cy="3725333"/>
+                    </a:xfrm>
+                    <a:prstGeom prst="rect">
+                      <a:avLst/>
+                    </a:prstGeom>
+                  </pic:spPr>
+                </pic:pic>
+              </a:graphicData>
+            </a:graphic>
+          </wp:inline>
+        </w:drawing>
+      </w:r>
+    </w:p>
     <w:p/>
     <w:sectPr>
-      <w:headerReference w:type="default" r:id="rId12"/>
-      <w:footerReference w:type="default" r:id="rId13"/>
-      <w:headerReference w:type="first" r:id="rId14"/>
+      <w:headerReference w:type="default" r:id="rId17"/>
+      <w:footerReference w:type="default" r:id="rId18"/>
+      <w:headerReference w:type="first" r:id="rId19"/>
       <w:pgSz w:w="12240" w:h="15840"/>
       <w:pgMar w:top="1417" w:right="1701" w:bottom="1417" w:left="1701" w:header="708" w:footer="708" w:gutter="0"/>
       <w:cols w:space="708"/>
@@ -2649,7 +2884,7 @@
 </file>
 
 <file path=word/endnotes.xml><?xml version="1.0" encoding="utf-8"?>
-<w:endnotes xmlns:wpc="http://schemas.microsoft.com/office/word/2010/wordprocessingCanvas" xmlns:cx="http://schemas.microsoft.com/office/drawing/2014/chartex" xmlns:cx1="http://schemas.microsoft.com/office/drawing/2015/9/8/chartex" xmlns:cx2="http://schemas.microsoft.com/office/drawing/2015/10/21/chartex" xmlns:cx3="http://schemas.microsoft.com/office/drawing/2016/5/9/chartex" xmlns:cx4="http://schemas.microsoft.com/office/drawing/2016/5/10/chartex" xmlns:cx5="http://schemas.microsoft.com/office/drawing/2016/5/11/chartex" xmlns:cx6="http://schemas.microsoft.com/office/drawing/2016/5/12/chartex" xmlns:cx7="http://schemas.microsoft.com/office/drawing/2016/5/13/chartex" xmlns:cx8="http://schemas.microsoft.com/office/drawing/2016/5/14/chartex" xmlns:mc="http://schemas.openxmlformats.org/markup-compatibility/2006" xmlns:m="http://schemas.openxmlformats.org/officeDocument/2006/math" xmlns:aink="http://schemas.microsoft.com/office/drawing/2016/ink" xmlns:am3d="http://schemas.microsoft.com/office/drawing/2017/model3d" xmlns:oel="http://schemas.microsoft.com/office/2019/extlst" xmlns:r="http://schemas.openxmlformats.org/officeDocument/2006/relationships" xmlns:wp14="http://schemas.microsoft.com/office/word/2010/wordprocessingDrawing" xmlns:wp="http://schemas.openxmlformats.org/drawingml/2006/wordprocessingDrawing" xmlns:wpg="http://schemas.microsoft.com/office/word/2010/wordprocessingGroup" xmlns:wpi="http://schemas.microsoft.com/office/word/2010/wordprocessingInk" xmlns:wps="http://schemas.microsoft.com/office/word/2010/wordprocessingShape" xmlns:o="urn:schemas-microsoft-com:office:office" xmlns:v="urn:schemas-microsoft-com:vml" xmlns:w10="urn:schemas-microsoft-com:office:word" xmlns:w="http://schemas.openxmlformats.org/wordprocessingml/2006/main" xmlns:w14="http://schemas.microsoft.com/office/word/2010/wordml" xmlns:w15="http://schemas.microsoft.com/office/word/2012/wordml" xmlns:w16cex="http://schemas.microsoft.com/office/word/2018/wordml/cex" xmlns:w16cid="http://schemas.microsoft.com/office/word/2016/wordml/cid" xmlns:w16="http://schemas.microsoft.com/office/word/2018/wordml" xmlns:w16sdtdh="http://schemas.microsoft.com/office/word/2020/wordml/sdtdatahash" xmlns:w16sdtfl="http://schemas.microsoft.com/office/word/2024/wordml/sdtformatlock" xmlns:w16se="http://schemas.microsoft.com/office/word/2015/wordml/symex" xmlns:w16du="http://schemas.microsoft.com/office/word/2023/wordml/word16du" xmlns:wne="http://schemas.microsoft.com/office/word/2006/wordml" mc:Ignorable="w14 w15 w16se w16cid w16 w16cex w16sdtdh w16sdtfl w16du wp14">
+<w:endnotes xmlns:wpc="http://schemas.microsoft.com/office/word/2010/wordprocessingCanvas" xmlns:cx="http://schemas.microsoft.com/office/drawing/2014/chartex" xmlns:cx1="http://schemas.microsoft.com/office/drawing/2015/9/8/chartex" xmlns:cx2="http://schemas.microsoft.com/office/drawing/2015/10/21/chartex" xmlns:cx3="http://schemas.microsoft.com/office/drawing/2016/5/9/chartex" xmlns:cx4="http://schemas.microsoft.com/office/drawing/2016/5/10/chartex" xmlns:cx5="http://schemas.microsoft.com/office/drawing/2016/5/11/chartex" xmlns:cx6="http://schemas.microsoft.com/office/drawing/2016/5/12/chartex" xmlns:cx7="http://schemas.microsoft.com/office/drawing/2016/5/13/chartex" xmlns:cx8="http://schemas.microsoft.com/office/drawing/2016/5/14/chartex" xmlns:mc="http://schemas.openxmlformats.org/markup-compatibility/2006" xmlns:aink="http://schemas.microsoft.com/office/drawing/2016/ink" xmlns:am3d="http://schemas.microsoft.com/office/drawing/2017/model3d" xmlns:o="urn:schemas-microsoft-com:office:office" xmlns:r="http://schemas.openxmlformats.org/officeDocument/2006/relationships" xmlns:m="http://schemas.openxmlformats.org/officeDocument/2006/math" xmlns:v="urn:schemas-microsoft-com:vml" xmlns:wp14="http://schemas.microsoft.com/office/word/2010/wordprocessingDrawing" xmlns:wp="http://schemas.openxmlformats.org/drawingml/2006/wordprocessingDrawing" xmlns:w10="urn:schemas-microsoft-com:office:word" xmlns:w="http://schemas.openxmlformats.org/wordprocessingml/2006/main" xmlns:w14="http://schemas.microsoft.com/office/word/2010/wordml" xmlns:w15="http://schemas.microsoft.com/office/word/2012/wordml" xmlns:w16cex="http://schemas.microsoft.com/office/word/2018/wordml/cex" xmlns:w16cid="http://schemas.microsoft.com/office/word/2016/wordml/cid" xmlns:w16="http://schemas.microsoft.com/office/word/2018/wordml" xmlns:w16sdtdh="http://schemas.microsoft.com/office/word/2020/wordml/sdtdatahash" xmlns:w16se="http://schemas.microsoft.com/office/word/2015/wordml/symex" xmlns:wpg="http://schemas.microsoft.com/office/word/2010/wordprocessingGroup" xmlns:wpi="http://schemas.microsoft.com/office/word/2010/wordprocessingInk" xmlns:wne="http://schemas.microsoft.com/office/word/2006/wordml" xmlns:wps="http://schemas.microsoft.com/office/word/2010/wordprocessingShape" mc:Ignorable="w14 w15 w16se w16cid w16 w16cex w16sdtdh wp14">
   <w:endnote w:type="separator" w:id="-1">
     <w:p>
       <w:pPr>
@@ -2674,7 +2909,7 @@
 </file>
 
 <file path=word/footer1.xml><?xml version="1.0" encoding="utf-8"?>
-<w:ftr xmlns:wpc="http://schemas.microsoft.com/office/word/2010/wordprocessingCanvas" xmlns:cx="http://schemas.microsoft.com/office/drawing/2014/chartex" xmlns:cx1="http://schemas.microsoft.com/office/drawing/2015/9/8/chartex" xmlns:cx2="http://schemas.microsoft.com/office/drawing/2015/10/21/chartex" xmlns:cx3="http://schemas.microsoft.com/office/drawing/2016/5/9/chartex" xmlns:cx4="http://schemas.microsoft.com/office/drawing/2016/5/10/chartex" xmlns:cx5="http://schemas.microsoft.com/office/drawing/2016/5/11/chartex" xmlns:cx6="http://schemas.microsoft.com/office/drawing/2016/5/12/chartex" xmlns:cx7="http://schemas.microsoft.com/office/drawing/2016/5/13/chartex" xmlns:cx8="http://schemas.microsoft.com/office/drawing/2016/5/14/chartex" xmlns:mc="http://schemas.openxmlformats.org/markup-compatibility/2006" xmlns:m="http://schemas.openxmlformats.org/officeDocument/2006/math" xmlns:aink="http://schemas.microsoft.com/office/drawing/2016/ink" xmlns:am3d="http://schemas.microsoft.com/office/drawing/2017/model3d" xmlns:oel="http://schemas.microsoft.com/office/2019/extlst" xmlns:r="http://schemas.openxmlformats.org/officeDocument/2006/relationships" xmlns:wp14="http://schemas.microsoft.com/office/word/2010/wordprocessingDrawing" xmlns:wp="http://schemas.openxmlformats.org/drawingml/2006/wordprocessingDrawing" xmlns:wpg="http://schemas.microsoft.com/office/word/2010/wordprocessingGroup" xmlns:wpi="http://schemas.microsoft.com/office/word/2010/wordprocessingInk" xmlns:wps="http://schemas.microsoft.com/office/word/2010/wordprocessingShape" xmlns:o="urn:schemas-microsoft-com:office:office" xmlns:v="urn:schemas-microsoft-com:vml" xmlns:w10="urn:schemas-microsoft-com:office:word" xmlns:w="http://schemas.openxmlformats.org/wordprocessingml/2006/main" xmlns:w14="http://schemas.microsoft.com/office/word/2010/wordml" xmlns:w15="http://schemas.microsoft.com/office/word/2012/wordml" xmlns:w16cex="http://schemas.microsoft.com/office/word/2018/wordml/cex" xmlns:w16cid="http://schemas.microsoft.com/office/word/2016/wordml/cid" xmlns:w16="http://schemas.microsoft.com/office/word/2018/wordml" xmlns:w16sdtdh="http://schemas.microsoft.com/office/word/2020/wordml/sdtdatahash" xmlns:w16sdtfl="http://schemas.microsoft.com/office/word/2024/wordml/sdtformatlock" xmlns:w16se="http://schemas.microsoft.com/office/word/2015/wordml/symex" xmlns:w16du="http://schemas.microsoft.com/office/word/2023/wordml/word16du" xmlns:wne="http://schemas.microsoft.com/office/word/2006/wordml" mc:Ignorable="w14 w15 w16se w16cid w16 w16cex w16sdtdh w16sdtfl w16du wp14">
+<w:ftr xmlns:wpc="http://schemas.microsoft.com/office/word/2010/wordprocessingCanvas" xmlns:cx="http://schemas.microsoft.com/office/drawing/2014/chartex" xmlns:cx1="http://schemas.microsoft.com/office/drawing/2015/9/8/chartex" xmlns:cx2="http://schemas.microsoft.com/office/drawing/2015/10/21/chartex" xmlns:cx3="http://schemas.microsoft.com/office/drawing/2016/5/9/chartex" xmlns:cx4="http://schemas.microsoft.com/office/drawing/2016/5/10/chartex" xmlns:cx5="http://schemas.microsoft.com/office/drawing/2016/5/11/chartex" xmlns:cx6="http://schemas.microsoft.com/office/drawing/2016/5/12/chartex" xmlns:cx7="http://schemas.microsoft.com/office/drawing/2016/5/13/chartex" xmlns:cx8="http://schemas.microsoft.com/office/drawing/2016/5/14/chartex" xmlns:mc="http://schemas.openxmlformats.org/markup-compatibility/2006" xmlns:aink="http://schemas.microsoft.com/office/drawing/2016/ink" xmlns:am3d="http://schemas.microsoft.com/office/drawing/2017/model3d" xmlns:o="urn:schemas-microsoft-com:office:office" xmlns:r="http://schemas.openxmlformats.org/officeDocument/2006/relationships" xmlns:m="http://schemas.openxmlformats.org/officeDocument/2006/math" xmlns:v="urn:schemas-microsoft-com:vml" xmlns:wp14="http://schemas.microsoft.com/office/word/2010/wordprocessingDrawing" xmlns:wp="http://schemas.openxmlformats.org/drawingml/2006/wordprocessingDrawing" xmlns:w10="urn:schemas-microsoft-com:office:word" xmlns:w="http://schemas.openxmlformats.org/wordprocessingml/2006/main" xmlns:w14="http://schemas.microsoft.com/office/word/2010/wordml" xmlns:w15="http://schemas.microsoft.com/office/word/2012/wordml" xmlns:w16cex="http://schemas.microsoft.com/office/word/2018/wordml/cex" xmlns:w16cid="http://schemas.microsoft.com/office/word/2016/wordml/cid" xmlns:w16="http://schemas.microsoft.com/office/word/2018/wordml" xmlns:w16sdtdh="http://schemas.microsoft.com/office/word/2020/wordml/sdtdatahash" xmlns:w16se="http://schemas.microsoft.com/office/word/2015/wordml/symex" xmlns:wpg="http://schemas.microsoft.com/office/word/2010/wordprocessingGroup" xmlns:wpi="http://schemas.microsoft.com/office/word/2010/wordprocessingInk" xmlns:wne="http://schemas.microsoft.com/office/word/2006/wordml" xmlns:wps="http://schemas.microsoft.com/office/word/2010/wordprocessingShape" mc:Ignorable="w14 w15 w16se w16cid w16 w16cex w16sdtdh wp14">
   <w:sdt>
     <w:sdtPr>
       <w:id w:val="14532529"/>
@@ -2683,6 +2918,7 @@
         <w:docPartUnique/>
       </w:docPartObj>
     </w:sdtPr>
+    <w:sdtEndPr/>
     <w:sdtContent>
       <w:p>
         <w:pPr>
@@ -2702,13 +2938,7 @@
           <w:rPr>
             <w:noProof/>
           </w:rPr>
-          <w:t>1</w:t>
-        </w:r>
-        <w:r>
-          <w:rPr>
-            <w:noProof/>
-          </w:rPr>
-          <w:t>3</w:t>
+          <w:t>13</w:t>
         </w:r>
         <w:r>
           <w:rPr>
@@ -2728,7 +2958,7 @@
 </file>
 
 <file path=word/footnotes.xml><?xml version="1.0" encoding="utf-8"?>
-<w:footnotes xmlns:wpc="http://schemas.microsoft.com/office/word/2010/wordprocessingCanvas" xmlns:cx="http://schemas.microsoft.com/office/drawing/2014/chartex" xmlns:cx1="http://schemas.microsoft.com/office/drawing/2015/9/8/chartex" xmlns:cx2="http://schemas.microsoft.com/office/drawing/2015/10/21/chartex" xmlns:cx3="http://schemas.microsoft.com/office/drawing/2016/5/9/chartex" xmlns:cx4="http://schemas.microsoft.com/office/drawing/2016/5/10/chartex" xmlns:cx5="http://schemas.microsoft.com/office/drawing/2016/5/11/chartex" xmlns:cx6="http://schemas.microsoft.com/office/drawing/2016/5/12/chartex" xmlns:cx7="http://schemas.microsoft.com/office/drawing/2016/5/13/chartex" xmlns:cx8="http://schemas.microsoft.com/office/drawing/2016/5/14/chartex" xmlns:mc="http://schemas.openxmlformats.org/markup-compatibility/2006" xmlns:m="http://schemas.openxmlformats.org/officeDocument/2006/math" xmlns:aink="http://schemas.microsoft.com/office/drawing/2016/ink" xmlns:am3d="http://schemas.microsoft.com/office/drawing/2017/model3d" xmlns:oel="http://schemas.microsoft.com/office/2019/extlst" xmlns:r="http://schemas.openxmlformats.org/officeDocument/2006/relationships" xmlns:wp14="http://schemas.microsoft.com/office/word/2010/wordprocessingDrawing" xmlns:wp="http://schemas.openxmlformats.org/drawingml/2006/wordprocessingDrawing" xmlns:wpg="http://schemas.microsoft.com/office/word/2010/wordprocessingGroup" xmlns:wpi="http://schemas.microsoft.com/office/word/2010/wordprocessingInk" xmlns:wps="http://schemas.microsoft.com/office/word/2010/wordprocessingShape" xmlns:o="urn:schemas-microsoft-com:office:office" xmlns:v="urn:schemas-microsoft-com:vml" xmlns:w10="urn:schemas-microsoft-com:office:word" xmlns:w="http://schemas.openxmlformats.org/wordprocessingml/2006/main" xmlns:w14="http://schemas.microsoft.com/office/word/2010/wordml" xmlns:w15="http://schemas.microsoft.com/office/word/2012/wordml" xmlns:w16cex="http://schemas.microsoft.com/office/word/2018/wordml/cex" xmlns:w16cid="http://schemas.microsoft.com/office/word/2016/wordml/cid" xmlns:w16="http://schemas.microsoft.com/office/word/2018/wordml" xmlns:w16sdtdh="http://schemas.microsoft.com/office/word/2020/wordml/sdtdatahash" xmlns:w16sdtfl="http://schemas.microsoft.com/office/word/2024/wordml/sdtformatlock" xmlns:w16se="http://schemas.microsoft.com/office/word/2015/wordml/symex" xmlns:w16du="http://schemas.microsoft.com/office/word/2023/wordml/word16du" xmlns:wne="http://schemas.microsoft.com/office/word/2006/wordml" mc:Ignorable="w14 w15 w16se w16cid w16 w16cex w16sdtdh w16sdtfl w16du wp14">
+<w:footnotes xmlns:wpc="http://schemas.microsoft.com/office/word/2010/wordprocessingCanvas" xmlns:cx="http://schemas.microsoft.com/office/drawing/2014/chartex" xmlns:cx1="http://schemas.microsoft.com/office/drawing/2015/9/8/chartex" xmlns:cx2="http://schemas.microsoft.com/office/drawing/2015/10/21/chartex" xmlns:cx3="http://schemas.microsoft.com/office/drawing/2016/5/9/chartex" xmlns:cx4="http://schemas.microsoft.com/office/drawing/2016/5/10/chartex" xmlns:cx5="http://schemas.microsoft.com/office/drawing/2016/5/11/chartex" xmlns:cx6="http://schemas.microsoft.com/office/drawing/2016/5/12/chartex" xmlns:cx7="http://schemas.microsoft.com/office/drawing/2016/5/13/chartex" xmlns:cx8="http://schemas.microsoft.com/office/drawing/2016/5/14/chartex" xmlns:mc="http://schemas.openxmlformats.org/markup-compatibility/2006" xmlns:aink="http://schemas.microsoft.com/office/drawing/2016/ink" xmlns:am3d="http://schemas.microsoft.com/office/drawing/2017/model3d" xmlns:o="urn:schemas-microsoft-com:office:office" xmlns:r="http://schemas.openxmlformats.org/officeDocument/2006/relationships" xmlns:m="http://schemas.openxmlformats.org/officeDocument/2006/math" xmlns:v="urn:schemas-microsoft-com:vml" xmlns:wp14="http://schemas.microsoft.com/office/word/2010/wordprocessingDrawing" xmlns:wp="http://schemas.openxmlformats.org/drawingml/2006/wordprocessingDrawing" xmlns:w10="urn:schemas-microsoft-com:office:word" xmlns:w="http://schemas.openxmlformats.org/wordprocessingml/2006/main" xmlns:w14="http://schemas.microsoft.com/office/word/2010/wordml" xmlns:w15="http://schemas.microsoft.com/office/word/2012/wordml" xmlns:w16cex="http://schemas.microsoft.com/office/word/2018/wordml/cex" xmlns:w16cid="http://schemas.microsoft.com/office/word/2016/wordml/cid" xmlns:w16="http://schemas.microsoft.com/office/word/2018/wordml" xmlns:w16sdtdh="http://schemas.microsoft.com/office/word/2020/wordml/sdtdatahash" xmlns:w16se="http://schemas.microsoft.com/office/word/2015/wordml/symex" xmlns:wpg="http://schemas.microsoft.com/office/word/2010/wordprocessingGroup" xmlns:wpi="http://schemas.microsoft.com/office/word/2010/wordprocessingInk" xmlns:wne="http://schemas.microsoft.com/office/word/2006/wordml" xmlns:wps="http://schemas.microsoft.com/office/word/2010/wordprocessingShape" mc:Ignorable="w14 w15 w16se w16cid w16 w16cex w16sdtdh wp14">
   <w:footnote w:type="separator" w:id="-1">
     <w:p>
       <w:pPr>
@@ -2753,7 +2983,7 @@
 </file>
 
 <file path=word/header1.xml><?xml version="1.0" encoding="utf-8"?>
-<w:hdr xmlns:wpc="http://schemas.microsoft.com/office/word/2010/wordprocessingCanvas" xmlns:cx="http://schemas.microsoft.com/office/drawing/2014/chartex" xmlns:cx1="http://schemas.microsoft.com/office/drawing/2015/9/8/chartex" xmlns:cx2="http://schemas.microsoft.com/office/drawing/2015/10/21/chartex" xmlns:cx3="http://schemas.microsoft.com/office/drawing/2016/5/9/chartex" xmlns:cx4="http://schemas.microsoft.com/office/drawing/2016/5/10/chartex" xmlns:cx5="http://schemas.microsoft.com/office/drawing/2016/5/11/chartex" xmlns:cx6="http://schemas.microsoft.com/office/drawing/2016/5/12/chartex" xmlns:cx7="http://schemas.microsoft.com/office/drawing/2016/5/13/chartex" xmlns:cx8="http://schemas.microsoft.com/office/drawing/2016/5/14/chartex" xmlns:mc="http://schemas.openxmlformats.org/markup-compatibility/2006" xmlns:m="http://schemas.openxmlformats.org/officeDocument/2006/math" xmlns:aink="http://schemas.microsoft.com/office/drawing/2016/ink" xmlns:am3d="http://schemas.microsoft.com/office/drawing/2017/model3d" xmlns:oel="http://schemas.microsoft.com/office/2019/extlst" xmlns:r="http://schemas.openxmlformats.org/officeDocument/2006/relationships" xmlns:wp14="http://schemas.microsoft.com/office/word/2010/wordprocessingDrawing" xmlns:wp="http://schemas.openxmlformats.org/drawingml/2006/wordprocessingDrawing" xmlns:wpg="http://schemas.microsoft.com/office/word/2010/wordprocessingGroup" xmlns:wpi="http://schemas.microsoft.com/office/word/2010/wordprocessingInk" xmlns:wps="http://schemas.microsoft.com/office/word/2010/wordprocessingShape" xmlns:o="urn:schemas-microsoft-com:office:office" xmlns:v="urn:schemas-microsoft-com:vml" xmlns:w10="urn:schemas-microsoft-com:office:word" xmlns:w="http://schemas.openxmlformats.org/wordprocessingml/2006/main" xmlns:w14="http://schemas.microsoft.com/office/word/2010/wordml" xmlns:w15="http://schemas.microsoft.com/office/word/2012/wordml" xmlns:w16cex="http://schemas.microsoft.com/office/word/2018/wordml/cex" xmlns:w16cid="http://schemas.microsoft.com/office/word/2016/wordml/cid" xmlns:w16="http://schemas.microsoft.com/office/word/2018/wordml" xmlns:w16sdtdh="http://schemas.microsoft.com/office/word/2020/wordml/sdtdatahash" xmlns:w16sdtfl="http://schemas.microsoft.com/office/word/2024/wordml/sdtformatlock" xmlns:w16se="http://schemas.microsoft.com/office/word/2015/wordml/symex" xmlns:w16du="http://schemas.microsoft.com/office/word/2023/wordml/word16du" xmlns:wne="http://schemas.microsoft.com/office/word/2006/wordml" mc:Ignorable="w14 w15 w16se w16cid w16 w16cex w16sdtdh w16sdtfl w16du wp14">
+<w:hdr xmlns:wpc="http://schemas.microsoft.com/office/word/2010/wordprocessingCanvas" xmlns:cx="http://schemas.microsoft.com/office/drawing/2014/chartex" xmlns:cx1="http://schemas.microsoft.com/office/drawing/2015/9/8/chartex" xmlns:cx2="http://schemas.microsoft.com/office/drawing/2015/10/21/chartex" xmlns:cx3="http://schemas.microsoft.com/office/drawing/2016/5/9/chartex" xmlns:cx4="http://schemas.microsoft.com/office/drawing/2016/5/10/chartex" xmlns:cx5="http://schemas.microsoft.com/office/drawing/2016/5/11/chartex" xmlns:cx6="http://schemas.microsoft.com/office/drawing/2016/5/12/chartex" xmlns:cx7="http://schemas.microsoft.com/office/drawing/2016/5/13/chartex" xmlns:cx8="http://schemas.microsoft.com/office/drawing/2016/5/14/chartex" xmlns:mc="http://schemas.openxmlformats.org/markup-compatibility/2006" xmlns:aink="http://schemas.microsoft.com/office/drawing/2016/ink" xmlns:am3d="http://schemas.microsoft.com/office/drawing/2017/model3d" xmlns:o="urn:schemas-microsoft-com:office:office" xmlns:r="http://schemas.openxmlformats.org/officeDocument/2006/relationships" xmlns:m="http://schemas.openxmlformats.org/officeDocument/2006/math" xmlns:v="urn:schemas-microsoft-com:vml" xmlns:wp14="http://schemas.microsoft.com/office/word/2010/wordprocessingDrawing" xmlns:wp="http://schemas.openxmlformats.org/drawingml/2006/wordprocessingDrawing" xmlns:w10="urn:schemas-microsoft-com:office:word" xmlns:w="http://schemas.openxmlformats.org/wordprocessingml/2006/main" xmlns:w14="http://schemas.microsoft.com/office/word/2010/wordml" xmlns:w15="http://schemas.microsoft.com/office/word/2012/wordml" xmlns:w16cex="http://schemas.microsoft.com/office/word/2018/wordml/cex" xmlns:w16cid="http://schemas.microsoft.com/office/word/2016/wordml/cid" xmlns:w16="http://schemas.microsoft.com/office/word/2018/wordml" xmlns:w16sdtdh="http://schemas.microsoft.com/office/word/2020/wordml/sdtdatahash" xmlns:w16se="http://schemas.microsoft.com/office/word/2015/wordml/symex" xmlns:wpg="http://schemas.microsoft.com/office/word/2010/wordprocessingGroup" xmlns:wpi="http://schemas.microsoft.com/office/word/2010/wordprocessingInk" xmlns:wne="http://schemas.microsoft.com/office/word/2006/wordml" xmlns:wps="http://schemas.microsoft.com/office/word/2010/wordprocessingShape" mc:Ignorable="w14 w15 w16se w16cid w16 w16cex w16sdtdh wp14">
   <w:p>
     <w:pPr>
       <w:pStyle w:val="Encabezado"/>
@@ -2858,7 +3088,7 @@
 </file>
 
 <file path=word/header2.xml><?xml version="1.0" encoding="utf-8"?>
-<w:hdr xmlns:wpc="http://schemas.microsoft.com/office/word/2010/wordprocessingCanvas" xmlns:cx="http://schemas.microsoft.com/office/drawing/2014/chartex" xmlns:cx1="http://schemas.microsoft.com/office/drawing/2015/9/8/chartex" xmlns:cx2="http://schemas.microsoft.com/office/drawing/2015/10/21/chartex" xmlns:cx3="http://schemas.microsoft.com/office/drawing/2016/5/9/chartex" xmlns:cx4="http://schemas.microsoft.com/office/drawing/2016/5/10/chartex" xmlns:cx5="http://schemas.microsoft.com/office/drawing/2016/5/11/chartex" xmlns:cx6="http://schemas.microsoft.com/office/drawing/2016/5/12/chartex" xmlns:cx7="http://schemas.microsoft.com/office/drawing/2016/5/13/chartex" xmlns:cx8="http://schemas.microsoft.com/office/drawing/2016/5/14/chartex" xmlns:mc="http://schemas.openxmlformats.org/markup-compatibility/2006" xmlns:m="http://schemas.openxmlformats.org/officeDocument/2006/math" xmlns:aink="http://schemas.microsoft.com/office/drawing/2016/ink" xmlns:am3d="http://schemas.microsoft.com/office/drawing/2017/model3d" xmlns:oel="http://schemas.microsoft.com/office/2019/extlst" xmlns:r="http://schemas.openxmlformats.org/officeDocument/2006/relationships" xmlns:wp14="http://schemas.microsoft.com/office/word/2010/wordprocessingDrawing" xmlns:wp="http://schemas.openxmlformats.org/drawingml/2006/wordprocessingDrawing" xmlns:wpg="http://schemas.microsoft.com/office/word/2010/wordprocessingGroup" xmlns:wpi="http://schemas.microsoft.com/office/word/2010/wordprocessingInk" xmlns:wps="http://schemas.microsoft.com/office/word/2010/wordprocessingShape" xmlns:o="urn:schemas-microsoft-com:office:office" xmlns:v="urn:schemas-microsoft-com:vml" xmlns:w10="urn:schemas-microsoft-com:office:word" xmlns:w="http://schemas.openxmlformats.org/wordprocessingml/2006/main" xmlns:w14="http://schemas.microsoft.com/office/word/2010/wordml" xmlns:w15="http://schemas.microsoft.com/office/word/2012/wordml" xmlns:w16cex="http://schemas.microsoft.com/office/word/2018/wordml/cex" xmlns:w16cid="http://schemas.microsoft.com/office/word/2016/wordml/cid" xmlns:w16="http://schemas.microsoft.com/office/word/2018/wordml" xmlns:w16sdtdh="http://schemas.microsoft.com/office/word/2020/wordml/sdtdatahash" xmlns:w16sdtfl="http://schemas.microsoft.com/office/word/2024/wordml/sdtformatlock" xmlns:w16se="http://schemas.microsoft.com/office/word/2015/wordml/symex" xmlns:w16du="http://schemas.microsoft.com/office/word/2023/wordml/word16du" xmlns:wne="http://schemas.microsoft.com/office/word/2006/wordml" mc:Ignorable="w14 w15 w16se w16cid w16 w16cex w16sdtdh w16sdtfl w16du wp14">
+<w:hdr xmlns:wpc="http://schemas.microsoft.com/office/word/2010/wordprocessingCanvas" xmlns:cx="http://schemas.microsoft.com/office/drawing/2014/chartex" xmlns:cx1="http://schemas.microsoft.com/office/drawing/2015/9/8/chartex" xmlns:cx2="http://schemas.microsoft.com/office/drawing/2015/10/21/chartex" xmlns:cx3="http://schemas.microsoft.com/office/drawing/2016/5/9/chartex" xmlns:cx4="http://schemas.microsoft.com/office/drawing/2016/5/10/chartex" xmlns:cx5="http://schemas.microsoft.com/office/drawing/2016/5/11/chartex" xmlns:cx6="http://schemas.microsoft.com/office/drawing/2016/5/12/chartex" xmlns:cx7="http://schemas.microsoft.com/office/drawing/2016/5/13/chartex" xmlns:cx8="http://schemas.microsoft.com/office/drawing/2016/5/14/chartex" xmlns:mc="http://schemas.openxmlformats.org/markup-compatibility/2006" xmlns:aink="http://schemas.microsoft.com/office/drawing/2016/ink" xmlns:am3d="http://schemas.microsoft.com/office/drawing/2017/model3d" xmlns:o="urn:schemas-microsoft-com:office:office" xmlns:r="http://schemas.openxmlformats.org/officeDocument/2006/relationships" xmlns:m="http://schemas.openxmlformats.org/officeDocument/2006/math" xmlns:v="urn:schemas-microsoft-com:vml" xmlns:wp14="http://schemas.microsoft.com/office/word/2010/wordprocessingDrawing" xmlns:wp="http://schemas.openxmlformats.org/drawingml/2006/wordprocessingDrawing" xmlns:w10="urn:schemas-microsoft-com:office:word" xmlns:w="http://schemas.openxmlformats.org/wordprocessingml/2006/main" xmlns:w14="http://schemas.microsoft.com/office/word/2010/wordml" xmlns:w15="http://schemas.microsoft.com/office/word/2012/wordml" xmlns:w16cex="http://schemas.microsoft.com/office/word/2018/wordml/cex" xmlns:w16cid="http://schemas.microsoft.com/office/word/2016/wordml/cid" xmlns:w16="http://schemas.microsoft.com/office/word/2018/wordml" xmlns:w16sdtdh="http://schemas.microsoft.com/office/word/2020/wordml/sdtdatahash" xmlns:w16se="http://schemas.microsoft.com/office/word/2015/wordml/symex" xmlns:wpg="http://schemas.microsoft.com/office/word/2010/wordprocessingGroup" xmlns:wpi="http://schemas.microsoft.com/office/word/2010/wordprocessingInk" xmlns:wne="http://schemas.microsoft.com/office/word/2006/wordml" xmlns:wps="http://schemas.microsoft.com/office/word/2010/wordprocessingShape" mc:Ignorable="w14 w15 w16se w16cid w16 w16cex w16sdtdh wp14">
   <w:p>
     <w:pPr>
       <w:pStyle w:val="Encabezado"/>
@@ -2910,7 +3140,7 @@
 </file>
 
 <file path=word/numbering.xml><?xml version="1.0" encoding="utf-8"?>
-<w:numbering xmlns:wpc="http://schemas.microsoft.com/office/word/2010/wordprocessingCanvas" xmlns:cx="http://schemas.microsoft.com/office/drawing/2014/chartex" xmlns:cx1="http://schemas.microsoft.com/office/drawing/2015/9/8/chartex" xmlns:cx2="http://schemas.microsoft.com/office/drawing/2015/10/21/chartex" xmlns:cx3="http://schemas.microsoft.com/office/drawing/2016/5/9/chartex" xmlns:cx4="http://schemas.microsoft.com/office/drawing/2016/5/10/chartex" xmlns:cx5="http://schemas.microsoft.com/office/drawing/2016/5/11/chartex" xmlns:cx6="http://schemas.microsoft.com/office/drawing/2016/5/12/chartex" xmlns:cx7="http://schemas.microsoft.com/office/drawing/2016/5/13/chartex" xmlns:cx8="http://schemas.microsoft.com/office/drawing/2016/5/14/chartex" xmlns:mc="http://schemas.openxmlformats.org/markup-compatibility/2006" xmlns:m="http://schemas.openxmlformats.org/officeDocument/2006/math" xmlns:aink="http://schemas.microsoft.com/office/drawing/2016/ink" xmlns:am3d="http://schemas.microsoft.com/office/drawing/2017/model3d" xmlns:oel="http://schemas.microsoft.com/office/2019/extlst" xmlns:r="http://schemas.openxmlformats.org/officeDocument/2006/relationships" xmlns:wp14="http://schemas.microsoft.com/office/word/2010/wordprocessingDrawing" xmlns:wp="http://schemas.openxmlformats.org/drawingml/2006/wordprocessingDrawing" xmlns:wpg="http://schemas.microsoft.com/office/word/2010/wordprocessingGroup" xmlns:wpi="http://schemas.microsoft.com/office/word/2010/wordprocessingInk" xmlns:wps="http://schemas.microsoft.com/office/word/2010/wordprocessingShape" xmlns:o="urn:schemas-microsoft-com:office:office" xmlns:v="urn:schemas-microsoft-com:vml" xmlns:w10="urn:schemas-microsoft-com:office:word" xmlns:w="http://schemas.openxmlformats.org/wordprocessingml/2006/main" xmlns:w14="http://schemas.microsoft.com/office/word/2010/wordml" xmlns:w15="http://schemas.microsoft.com/office/word/2012/wordml" xmlns:w16cex="http://schemas.microsoft.com/office/word/2018/wordml/cex" xmlns:w16cid="http://schemas.microsoft.com/office/word/2016/wordml/cid" xmlns:w16="http://schemas.microsoft.com/office/word/2018/wordml" xmlns:w16sdtdh="http://schemas.microsoft.com/office/word/2020/wordml/sdtdatahash" xmlns:w16sdtfl="http://schemas.microsoft.com/office/word/2024/wordml/sdtformatlock" xmlns:w16se="http://schemas.microsoft.com/office/word/2015/wordml/symex" xmlns:w16du="http://schemas.microsoft.com/office/word/2023/wordml/word16du" xmlns:wne="http://schemas.microsoft.com/office/word/2006/wordml" mc:Ignorable="w14 w15 w16se w16cid w16 w16cex w16sdtdh w16sdtfl w16du wp14">
+<w:numbering xmlns:wpc="http://schemas.microsoft.com/office/word/2010/wordprocessingCanvas" xmlns:cx="http://schemas.microsoft.com/office/drawing/2014/chartex" xmlns:cx1="http://schemas.microsoft.com/office/drawing/2015/9/8/chartex" xmlns:cx2="http://schemas.microsoft.com/office/drawing/2015/10/21/chartex" xmlns:cx3="http://schemas.microsoft.com/office/drawing/2016/5/9/chartex" xmlns:cx4="http://schemas.microsoft.com/office/drawing/2016/5/10/chartex" xmlns:cx5="http://schemas.microsoft.com/office/drawing/2016/5/11/chartex" xmlns:cx6="http://schemas.microsoft.com/office/drawing/2016/5/12/chartex" xmlns:cx7="http://schemas.microsoft.com/office/drawing/2016/5/13/chartex" xmlns:cx8="http://schemas.microsoft.com/office/drawing/2016/5/14/chartex" xmlns:mc="http://schemas.openxmlformats.org/markup-compatibility/2006" xmlns:aink="http://schemas.microsoft.com/office/drawing/2016/ink" xmlns:am3d="http://schemas.microsoft.com/office/drawing/2017/model3d" xmlns:o="urn:schemas-microsoft-com:office:office" xmlns:r="http://schemas.openxmlformats.org/officeDocument/2006/relationships" xmlns:m="http://schemas.openxmlformats.org/officeDocument/2006/math" xmlns:v="urn:schemas-microsoft-com:vml" xmlns:wp14="http://schemas.microsoft.com/office/word/2010/wordprocessingDrawing" xmlns:wp="http://schemas.openxmlformats.org/drawingml/2006/wordprocessingDrawing" xmlns:w10="urn:schemas-microsoft-com:office:word" xmlns:w="http://schemas.openxmlformats.org/wordprocessingml/2006/main" xmlns:w14="http://schemas.microsoft.com/office/word/2010/wordml" xmlns:w15="http://schemas.microsoft.com/office/word/2012/wordml" xmlns:w16cex="http://schemas.microsoft.com/office/word/2018/wordml/cex" xmlns:w16cid="http://schemas.microsoft.com/office/word/2016/wordml/cid" xmlns:w16="http://schemas.microsoft.com/office/word/2018/wordml" xmlns:w16sdtdh="http://schemas.microsoft.com/office/word/2020/wordml/sdtdatahash" xmlns:w16se="http://schemas.microsoft.com/office/word/2015/wordml/symex" xmlns:wpg="http://schemas.microsoft.com/office/word/2010/wordprocessingGroup" xmlns:wpi="http://schemas.microsoft.com/office/word/2010/wordprocessingInk" xmlns:wne="http://schemas.microsoft.com/office/word/2006/wordml" xmlns:wps="http://schemas.microsoft.com/office/word/2010/wordprocessingShape" mc:Ignorable="w14 w15 w16se w16cid w16 w16cex w16sdtdh wp14">
   <w:abstractNum w:abstractNumId="0" w15:restartNumberingAfterBreak="0">
     <w:nsid w:val="042A6B37"/>
     <w:multiLevelType w:val="hybridMultilevel"/>
@@ -4310,50 +4540,50 @@
       </w:rPr>
     </w:lvl>
   </w:abstractNum>
-  <w:num w:numId="1" w16cid:durableId="317540622">
+  <w:num w:numId="1">
     <w:abstractNumId w:val="0"/>
   </w:num>
-  <w:num w:numId="2" w16cid:durableId="2045672853">
+  <w:num w:numId="2">
     <w:abstractNumId w:val="7"/>
   </w:num>
-  <w:num w:numId="3" w16cid:durableId="1798642824">
+  <w:num w:numId="3">
     <w:abstractNumId w:val="1"/>
   </w:num>
-  <w:num w:numId="4" w16cid:durableId="983237737">
+  <w:num w:numId="4">
     <w:abstractNumId w:val="10"/>
   </w:num>
-  <w:num w:numId="5" w16cid:durableId="490171255">
+  <w:num w:numId="5">
     <w:abstractNumId w:val="11"/>
   </w:num>
-  <w:num w:numId="6" w16cid:durableId="340814691">
+  <w:num w:numId="6">
     <w:abstractNumId w:val="2"/>
   </w:num>
-  <w:num w:numId="7" w16cid:durableId="1344936245">
+  <w:num w:numId="7">
     <w:abstractNumId w:val="6"/>
   </w:num>
-  <w:num w:numId="8" w16cid:durableId="1353531980">
+  <w:num w:numId="8">
     <w:abstractNumId w:val="8"/>
   </w:num>
-  <w:num w:numId="9" w16cid:durableId="1518156833">
+  <w:num w:numId="9">
     <w:abstractNumId w:val="4"/>
   </w:num>
-  <w:num w:numId="10" w16cid:durableId="1113330907">
+  <w:num w:numId="10">
     <w:abstractNumId w:val="3"/>
   </w:num>
-  <w:num w:numId="11" w16cid:durableId="526329763">
+  <w:num w:numId="11">
     <w:abstractNumId w:val="9"/>
   </w:num>
-  <w:num w:numId="12" w16cid:durableId="67458668">
+  <w:num w:numId="12">
     <w:abstractNumId w:val="5"/>
   </w:num>
-  <w:num w:numId="13" w16cid:durableId="137234301">
+  <w:num w:numId="13">
     <w:abstractNumId w:val="12"/>
   </w:num>
 </w:numbering>
 </file>
 
 <file path=word/styles.xml><?xml version="1.0" encoding="utf-8"?>
-<w:styles xmlns:mc="http://schemas.openxmlformats.org/markup-compatibility/2006" xmlns:r="http://schemas.openxmlformats.org/officeDocument/2006/relationships" xmlns:w="http://schemas.openxmlformats.org/wordprocessingml/2006/main" xmlns:w14="http://schemas.microsoft.com/office/word/2010/wordml" xmlns:w15="http://schemas.microsoft.com/office/word/2012/wordml" xmlns:w16cex="http://schemas.microsoft.com/office/word/2018/wordml/cex" xmlns:w16cid="http://schemas.microsoft.com/office/word/2016/wordml/cid" xmlns:w16="http://schemas.microsoft.com/office/word/2018/wordml" xmlns:w16sdtdh="http://schemas.microsoft.com/office/word/2020/wordml/sdtdatahash" xmlns:w16sdtfl="http://schemas.microsoft.com/office/word/2024/wordml/sdtformatlock" xmlns:w16se="http://schemas.microsoft.com/office/word/2015/wordml/symex" xmlns:w16du="http://schemas.microsoft.com/office/word/2023/wordml/word16du" mc:Ignorable="w14 w15 w16se w16cid w16 w16cex w16sdtdh w16sdtfl w16du">
+<w:styles xmlns:mc="http://schemas.openxmlformats.org/markup-compatibility/2006" xmlns:r="http://schemas.openxmlformats.org/officeDocument/2006/relationships" xmlns:w="http://schemas.openxmlformats.org/wordprocessingml/2006/main" xmlns:w14="http://schemas.microsoft.com/office/word/2010/wordml" xmlns:w15="http://schemas.microsoft.com/office/word/2012/wordml" xmlns:w16cex="http://schemas.microsoft.com/office/word/2018/wordml/cex" xmlns:w16cid="http://schemas.microsoft.com/office/word/2016/wordml/cid" xmlns:w16="http://schemas.microsoft.com/office/word/2018/wordml" xmlns:w16sdtdh="http://schemas.microsoft.com/office/word/2020/wordml/sdtdatahash" xmlns:w16se="http://schemas.microsoft.com/office/word/2015/wordml/symex" mc:Ignorable="w14 w15 w16se w16cid w16 w16cex w16sdtdh">
   <w:docDefaults>
     <w:rPrDefault>
       <w:rPr>
@@ -5571,7 +5801,7 @@
 </file>
 
 <file path=word/glossary/document.xml><?xml version="1.0" encoding="utf-8"?>
-<w:glossaryDocument xmlns:wpc="http://schemas.microsoft.com/office/word/2010/wordprocessingCanvas" xmlns:cx="http://schemas.microsoft.com/office/drawing/2014/chartex" xmlns:cx1="http://schemas.microsoft.com/office/drawing/2015/9/8/chartex" xmlns:cx2="http://schemas.microsoft.com/office/drawing/2015/10/21/chartex" xmlns:cx3="http://schemas.microsoft.com/office/drawing/2016/5/9/chartex" xmlns:cx4="http://schemas.microsoft.com/office/drawing/2016/5/10/chartex" xmlns:cx5="http://schemas.microsoft.com/office/drawing/2016/5/11/chartex" xmlns:cx6="http://schemas.microsoft.com/office/drawing/2016/5/12/chartex" xmlns:cx7="http://schemas.microsoft.com/office/drawing/2016/5/13/chartex" xmlns:cx8="http://schemas.microsoft.com/office/drawing/2016/5/14/chartex" xmlns:mc="http://schemas.openxmlformats.org/markup-compatibility/2006" xmlns:m="http://schemas.openxmlformats.org/officeDocument/2006/math" xmlns:aink="http://schemas.microsoft.com/office/drawing/2016/ink" xmlns:am3d="http://schemas.microsoft.com/office/drawing/2017/model3d" xmlns:oel="http://schemas.microsoft.com/office/2019/extlst" xmlns:r="http://schemas.openxmlformats.org/officeDocument/2006/relationships" xmlns:wp14="http://schemas.microsoft.com/office/word/2010/wordprocessingDrawing" xmlns:wp="http://schemas.openxmlformats.org/drawingml/2006/wordprocessingDrawing" xmlns:wpg="http://schemas.microsoft.com/office/word/2010/wordprocessingGroup" xmlns:wpi="http://schemas.microsoft.com/office/word/2010/wordprocessingInk" xmlns:wps="http://schemas.microsoft.com/office/word/2010/wordprocessingShape" xmlns:o="urn:schemas-microsoft-com:office:office" xmlns:v="urn:schemas-microsoft-com:vml" xmlns:w10="urn:schemas-microsoft-com:office:word" xmlns:w="http://schemas.openxmlformats.org/wordprocessingml/2006/main" xmlns:w14="http://schemas.microsoft.com/office/word/2010/wordml" xmlns:w15="http://schemas.microsoft.com/office/word/2012/wordml" xmlns:w16cex="http://schemas.microsoft.com/office/word/2018/wordml/cex" xmlns:w16cid="http://schemas.microsoft.com/office/word/2016/wordml/cid" xmlns:w16="http://schemas.microsoft.com/office/word/2018/wordml" xmlns:w16sdtdh="http://schemas.microsoft.com/office/word/2020/wordml/sdtdatahash" xmlns:w16sdtfl="http://schemas.microsoft.com/office/word/2024/wordml/sdtformatlock" xmlns:w16se="http://schemas.microsoft.com/office/word/2015/wordml/symex" xmlns:w16du="http://schemas.microsoft.com/office/word/2023/wordml/word16du" xmlns:wne="http://schemas.microsoft.com/office/word/2006/wordml" mc:Ignorable="w14 w15 w16se w16cid w16 w16cex w16sdtdh w16sdtfl w16du wp14">
+<w:glossaryDocument xmlns:wpc="http://schemas.microsoft.com/office/word/2010/wordprocessingCanvas" xmlns:cx="http://schemas.microsoft.com/office/drawing/2014/chartex" xmlns:cx1="http://schemas.microsoft.com/office/drawing/2015/9/8/chartex" xmlns:cx2="http://schemas.microsoft.com/office/drawing/2015/10/21/chartex" xmlns:cx3="http://schemas.microsoft.com/office/drawing/2016/5/9/chartex" xmlns:cx4="http://schemas.microsoft.com/office/drawing/2016/5/10/chartex" xmlns:cx5="http://schemas.microsoft.com/office/drawing/2016/5/11/chartex" xmlns:cx6="http://schemas.microsoft.com/office/drawing/2016/5/12/chartex" xmlns:cx7="http://schemas.microsoft.com/office/drawing/2016/5/13/chartex" xmlns:cx8="http://schemas.microsoft.com/office/drawing/2016/5/14/chartex" xmlns:mc="http://schemas.openxmlformats.org/markup-compatibility/2006" xmlns:aink="http://schemas.microsoft.com/office/drawing/2016/ink" xmlns:am3d="http://schemas.microsoft.com/office/drawing/2017/model3d" xmlns:o="urn:schemas-microsoft-com:office:office" xmlns:r="http://schemas.openxmlformats.org/officeDocument/2006/relationships" xmlns:m="http://schemas.openxmlformats.org/officeDocument/2006/math" xmlns:v="urn:schemas-microsoft-com:vml" xmlns:wp14="http://schemas.microsoft.com/office/word/2010/wordprocessingDrawing" xmlns:wp="http://schemas.openxmlformats.org/drawingml/2006/wordprocessingDrawing" xmlns:w10="urn:schemas-microsoft-com:office:word" xmlns:w="http://schemas.openxmlformats.org/wordprocessingml/2006/main" xmlns:w14="http://schemas.microsoft.com/office/word/2010/wordml" xmlns:w15="http://schemas.microsoft.com/office/word/2012/wordml" xmlns:w16cex="http://schemas.microsoft.com/office/word/2018/wordml/cex" xmlns:w16cid="http://schemas.microsoft.com/office/word/2016/wordml/cid" xmlns:w16="http://schemas.microsoft.com/office/word/2018/wordml" xmlns:w16sdtdh="http://schemas.microsoft.com/office/word/2020/wordml/sdtdatahash" xmlns:w16se="http://schemas.microsoft.com/office/word/2015/wordml/symex" xmlns:wpg="http://schemas.microsoft.com/office/word/2010/wordprocessingGroup" xmlns:wpi="http://schemas.microsoft.com/office/word/2010/wordprocessingInk" xmlns:wne="http://schemas.microsoft.com/office/word/2006/wordml" xmlns:wps="http://schemas.microsoft.com/office/word/2010/wordprocessingShape" mc:Ignorable="w14 w15 w16se w16cid w16 w16cex w16sdtdh wp14">
   <w:docParts>
     <w:docPart>
       <w:docPartPr>
@@ -5641,7 +5871,7 @@
 </file>
 
 <file path=word/glossary/fontTable.xml><?xml version="1.0" encoding="utf-8"?>
-<w:fonts xmlns:mc="http://schemas.openxmlformats.org/markup-compatibility/2006" xmlns:r="http://schemas.openxmlformats.org/officeDocument/2006/relationships" xmlns:w="http://schemas.openxmlformats.org/wordprocessingml/2006/main" xmlns:w14="http://schemas.microsoft.com/office/word/2010/wordml" xmlns:w15="http://schemas.microsoft.com/office/word/2012/wordml" xmlns:w16cex="http://schemas.microsoft.com/office/word/2018/wordml/cex" xmlns:w16cid="http://schemas.microsoft.com/office/word/2016/wordml/cid" xmlns:w16="http://schemas.microsoft.com/office/word/2018/wordml" xmlns:w16sdtdh="http://schemas.microsoft.com/office/word/2020/wordml/sdtdatahash" xmlns:w16sdtfl="http://schemas.microsoft.com/office/word/2024/wordml/sdtformatlock" xmlns:w16se="http://schemas.microsoft.com/office/word/2015/wordml/symex" xmlns:w16du="http://schemas.microsoft.com/office/word/2023/wordml/word16du" mc:Ignorable="w14 w15 w16se w16cid w16 w16cex w16sdtdh w16sdtfl w16du">
+<w:fonts xmlns:mc="http://schemas.openxmlformats.org/markup-compatibility/2006" xmlns:r="http://schemas.openxmlformats.org/officeDocument/2006/relationships" xmlns:w="http://schemas.openxmlformats.org/wordprocessingml/2006/main" xmlns:w14="http://schemas.microsoft.com/office/word/2010/wordml" xmlns:w15="http://schemas.microsoft.com/office/word/2012/wordml" xmlns:w16cex="http://schemas.microsoft.com/office/word/2018/wordml/cex" xmlns:w16cid="http://schemas.microsoft.com/office/word/2016/wordml/cid" xmlns:w16="http://schemas.microsoft.com/office/word/2018/wordml" xmlns:w16sdtdh="http://schemas.microsoft.com/office/word/2020/wordml/sdtdatahash" xmlns:w16se="http://schemas.microsoft.com/office/word/2015/wordml/symex" mc:Ignorable="w14 w15 w16se w16cid w16 w16cex w16sdtdh">
   <w:font w:name="Times New Roman">
     <w:panose1 w:val="02020603050405020304"/>
     <w:charset w:val="00"/>
@@ -5652,7 +5882,7 @@
   <w:font w:name="Symbol">
     <w:panose1 w:val="05050102010706020507"/>
     <w:charset w:val="02"/>
-    <w:family w:val="decorative"/>
+    <w:family w:val="roman"/>
     <w:pitch w:val="variable"/>
     <w:sig w:usb0="00000000" w:usb1="10000000" w:usb2="00000000" w:usb3="00000000" w:csb0="80000000" w:csb1="00000000"/>
   </w:font>
@@ -5665,10 +5895,10 @@
   </w:font>
   <w:font w:name="Wingdings">
     <w:panose1 w:val="05000000000000000000"/>
-    <w:charset w:val="4D"/>
-    <w:family w:val="decorative"/>
+    <w:charset w:val="02"/>
+    <w:family w:val="auto"/>
     <w:pitch w:val="variable"/>
-    <w:sig w:usb0="00000003" w:usb1="00000000" w:usb2="00000000" w:usb3="00000000" w:csb0="80000001" w:csb1="00000000"/>
+    <w:sig w:usb0="00000000" w:usb1="10000000" w:usb2="00000000" w:usb3="00000000" w:csb0="80000000" w:csb1="00000000"/>
   </w:font>
   <w:font w:name="Calibri">
     <w:panose1 w:val="020F0502020204030204"/>
@@ -5697,7 +5927,7 @@
     <w:charset w:val="00"/>
     <w:family w:val="swiss"/>
     <w:pitch w:val="variable"/>
-    <w:sig w:usb0="E0002AFF" w:usb1="C0007843" w:usb2="00000009" w:usb3="00000000" w:csb0="000001FF" w:csb1="00000000"/>
+    <w:sig w:usb0="E0002EFF" w:usb1="C000785B" w:usb2="00000009" w:usb3="00000000" w:csb0="000001FF" w:csb1="00000000"/>
   </w:font>
   <w:font w:name="Tahoma">
     <w:panose1 w:val="020B0604030504040204"/>
@@ -5714,27 +5944,20 @@
     <w:pitch w:val="fixed"/>
     <w:sig w:usb0="E00002FF" w:usb1="6AC7FDFB" w:usb2="08000012" w:usb3="00000000" w:csb0="0002009F" w:csb1="00000000"/>
   </w:font>
-  <w:font w:name="Aptos">
-    <w:panose1 w:val="020B0004020202020204"/>
-    <w:charset w:val="00"/>
-    <w:family w:val="swiss"/>
-    <w:pitch w:val="variable"/>
-    <w:sig w:usb0="20000287" w:usb1="00000003" w:usb2="00000000" w:usb3="00000000" w:csb0="0000019F" w:csb1="00000000"/>
-  </w:font>
   <w:font w:name="Yu Mincho">
-    <w:panose1 w:val="02020400000000000000"/>
+    <w:panose1 w:val="00000000000000000000"/>
     <w:charset w:val="80"/>
     <w:family w:val="roman"/>
     <w:notTrueType/>
     <w:pitch w:val="variable"/>
     <w:sig w:usb0="800002E7" w:usb1="2AC7FCFF" w:usb2="00000012" w:usb3="00000000" w:csb0="0002009F" w:csb1="00000000"/>
   </w:font>
-  <w:font w:name="Aptos Display">
-    <w:panose1 w:val="020B0004020202020204"/>
-    <w:charset w:val="01"/>
+  <w:font w:name="Calibri Light">
+    <w:panose1 w:val="020F0302020204030204"/>
+    <w:charset w:val="00"/>
     <w:family w:val="swiss"/>
     <w:pitch w:val="variable"/>
-    <w:sig w:usb0="20000287" w:usb1="00000003" w:usb2="00000000" w:usb3="00000000" w:csb0="0000019F" w:csb1="00000000"/>
+    <w:sig w:usb0="E4002EFF" w:usb1="C200247B" w:usb2="00000009" w:usb3="00000000" w:csb0="000001FF" w:csb1="00000000"/>
   </w:font>
   <w:font w:name="Yu Gothic Light">
     <w:panose1 w:val="020B0300000000000000"/>
@@ -5747,7 +5970,7 @@
 </file>
 
 <file path=word/glossary/settings.xml><?xml version="1.0" encoding="utf-8"?>
-<w:settings xmlns:mc="http://schemas.openxmlformats.org/markup-compatibility/2006" xmlns:m="http://schemas.openxmlformats.org/officeDocument/2006/math" xmlns:r="http://schemas.openxmlformats.org/officeDocument/2006/relationships" xmlns:sl="http://schemas.openxmlformats.org/schemaLibrary/2006/main" xmlns:o="urn:schemas-microsoft-com:office:office" xmlns:v="urn:schemas-microsoft-com:vml" xmlns:w10="urn:schemas-microsoft-com:office:word" xmlns:w="http://schemas.openxmlformats.org/wordprocessingml/2006/main" xmlns:w14="http://schemas.microsoft.com/office/word/2010/wordml" xmlns:w15="http://schemas.microsoft.com/office/word/2012/wordml" xmlns:w16cex="http://schemas.microsoft.com/office/word/2018/wordml/cex" xmlns:w16cid="http://schemas.microsoft.com/office/word/2016/wordml/cid" xmlns:w16="http://schemas.microsoft.com/office/word/2018/wordml" xmlns:w16sdtdh="http://schemas.microsoft.com/office/word/2020/wordml/sdtdatahash" xmlns:w16sdtfl="http://schemas.microsoft.com/office/word/2024/wordml/sdtformatlock" xmlns:w16se="http://schemas.microsoft.com/office/word/2015/wordml/symex" xmlns:w16du="http://schemas.microsoft.com/office/word/2023/wordml/word16du" mc:Ignorable="w14 w15 w16se w16cid w16 w16cex w16sdtdh w16sdtfl w16du">
+<w:settings xmlns:mc="http://schemas.openxmlformats.org/markup-compatibility/2006" xmlns:o="urn:schemas-microsoft-com:office:office" xmlns:r="http://schemas.openxmlformats.org/officeDocument/2006/relationships" xmlns:m="http://schemas.openxmlformats.org/officeDocument/2006/math" xmlns:v="urn:schemas-microsoft-com:vml" xmlns:w10="urn:schemas-microsoft-com:office:word" xmlns:w="http://schemas.openxmlformats.org/wordprocessingml/2006/main" xmlns:w14="http://schemas.microsoft.com/office/word/2010/wordml" xmlns:w15="http://schemas.microsoft.com/office/word/2012/wordml" xmlns:w16cex="http://schemas.microsoft.com/office/word/2018/wordml/cex" xmlns:w16cid="http://schemas.microsoft.com/office/word/2016/wordml/cid" xmlns:w16="http://schemas.microsoft.com/office/word/2018/wordml" xmlns:w16sdtdh="http://schemas.microsoft.com/office/word/2020/wordml/sdtdatahash" xmlns:w16se="http://schemas.microsoft.com/office/word/2015/wordml/symex" xmlns:sl="http://schemas.openxmlformats.org/schemaLibrary/2006/main" mc:Ignorable="w14 w15 w16se w16cid w16 w16cex w16sdtdh">
   <w:view w:val="normal"/>
   <w:defaultTabStop w:val="708"/>
   <w:hyphenationZone w:val="425"/>
@@ -5781,6 +6004,7 @@
     <w:rsid w:val="00C861E5"/>
     <w:rsid w:val="00CF44FB"/>
     <w:rsid w:val="00EC21D5"/>
+    <w:rsid w:val="00EF001A"/>
   </w:rsids>
   <m:mathPr>
     <m:mathFont m:val="Cambria Math"/>
@@ -5804,7 +6028,7 @@
 </file>
 
 <file path=word/glossary/styles.xml><?xml version="1.0" encoding="utf-8"?>
-<w:styles xmlns:mc="http://schemas.openxmlformats.org/markup-compatibility/2006" xmlns:r="http://schemas.openxmlformats.org/officeDocument/2006/relationships" xmlns:w="http://schemas.openxmlformats.org/wordprocessingml/2006/main" xmlns:w14="http://schemas.microsoft.com/office/word/2010/wordml" xmlns:w15="http://schemas.microsoft.com/office/word/2012/wordml" xmlns:w16cex="http://schemas.microsoft.com/office/word/2018/wordml/cex" xmlns:w16cid="http://schemas.microsoft.com/office/word/2016/wordml/cid" xmlns:w16="http://schemas.microsoft.com/office/word/2018/wordml" xmlns:w16sdtdh="http://schemas.microsoft.com/office/word/2020/wordml/sdtdatahash" xmlns:w16sdtfl="http://schemas.microsoft.com/office/word/2024/wordml/sdtformatlock" xmlns:w16se="http://schemas.microsoft.com/office/word/2015/wordml/symex" xmlns:w16du="http://schemas.microsoft.com/office/word/2023/wordml/word16du" mc:Ignorable="w14 w15 w16se w16cid w16 w16cex w16sdtdh w16sdtfl w16du">
+<w:styles xmlns:mc="http://schemas.openxmlformats.org/markup-compatibility/2006" xmlns:r="http://schemas.openxmlformats.org/officeDocument/2006/relationships" xmlns:w="http://schemas.openxmlformats.org/wordprocessingml/2006/main" xmlns:w14="http://schemas.microsoft.com/office/word/2010/wordml" xmlns:w15="http://schemas.microsoft.com/office/word/2012/wordml" xmlns:w16cex="http://schemas.microsoft.com/office/word/2018/wordml/cex" xmlns:w16cid="http://schemas.microsoft.com/office/word/2016/wordml/cid" xmlns:w16="http://schemas.microsoft.com/office/word/2018/wordml" xmlns:w16sdtdh="http://schemas.microsoft.com/office/word/2020/wordml/sdtdatahash" xmlns:w16se="http://schemas.microsoft.com/office/word/2015/wordml/symex" mc:Ignorable="w14 w15 w16se w16cid w16 w16cex w16sdtdh">
   <w:docDefaults>
     <w:rPrDefault>
       <w:rPr>
@@ -6233,7 +6457,7 @@
 </file>
 
 <file path=word/glossary/webSettings.xml><?xml version="1.0" encoding="utf-8"?>
-<w:webSettings xmlns:mc="http://schemas.openxmlformats.org/markup-compatibility/2006" xmlns:r="http://schemas.openxmlformats.org/officeDocument/2006/relationships" xmlns:w="http://schemas.openxmlformats.org/wordprocessingml/2006/main" xmlns:w14="http://schemas.microsoft.com/office/word/2010/wordml" xmlns:w15="http://schemas.microsoft.com/office/word/2012/wordml" xmlns:w16cex="http://schemas.microsoft.com/office/word/2018/wordml/cex" xmlns:w16cid="http://schemas.microsoft.com/office/word/2016/wordml/cid" xmlns:w16="http://schemas.microsoft.com/office/word/2018/wordml" xmlns:w16sdtdh="http://schemas.microsoft.com/office/word/2020/wordml/sdtdatahash" xmlns:w16sdtfl="http://schemas.microsoft.com/office/word/2024/wordml/sdtformatlock" xmlns:w16se="http://schemas.microsoft.com/office/word/2015/wordml/symex" xmlns:w16du="http://schemas.microsoft.com/office/word/2023/wordml/word16du" mc:Ignorable="w14 w15 w16se w16cid w16 w16cex w16sdtdh w16sdtfl w16du">
+<w:webSettings xmlns:mc="http://schemas.openxmlformats.org/markup-compatibility/2006" xmlns:r="http://schemas.openxmlformats.org/officeDocument/2006/relationships" xmlns:w="http://schemas.openxmlformats.org/wordprocessingml/2006/main" xmlns:w14="http://schemas.microsoft.com/office/word/2010/wordml" xmlns:w15="http://schemas.microsoft.com/office/word/2012/wordml" xmlns:w16cex="http://schemas.microsoft.com/office/word/2018/wordml/cex" xmlns:w16cid="http://schemas.microsoft.com/office/word/2016/wordml/cid" xmlns:w16="http://schemas.microsoft.com/office/word/2018/wordml" xmlns:w16sdtdh="http://schemas.microsoft.com/office/word/2020/wordml/sdtdatahash" xmlns:w16se="http://schemas.microsoft.com/office/word/2015/wordml/symex" mc:Ignorable="w14 w15 w16se w16cid w16 w16cex w16sdtdh">
   <w:optimizeForBrowser/>
 </w:webSettings>
 </file>

--- a/Fase 2/Evidencias Proyecto (version Agil)/Documento 05 - Documento de Diseño.docx
+++ b/Fase 2/Evidencias Proyecto (version Agil)/Documento 05 - Documento de Diseño.docx
@@ -354,30 +354,6 @@
         </w:p>
       </w:sdtContent>
     </w:sdt>
-    <w:p>
-      <w:pPr>
-        <w:spacing w:after="0" w:line="240" w:lineRule="auto"/>
-        <w:jc w:val="both"/>
-        <w:rPr>
-          <w:rFonts w:cstheme="minorHAnsi"/>
-          <w:sz w:val="32"/>
-        </w:rPr>
-      </w:pPr>
-    </w:p>
-    <w:p>
-      <w:pPr>
-        <w:spacing w:after="0"/>
-        <w:jc w:val="both"/>
-        <w:rPr>
-          <w:rFonts w:eastAsiaTheme="majorEastAsia" w:cstheme="minorHAnsi"/>
-          <w:b/>
-          <w:bCs/>
-          <w:color w:val="365F91" w:themeColor="accent1" w:themeShade="BF"/>
-          <w:sz w:val="28"/>
-          <w:szCs w:val="28"/>
-        </w:rPr>
-      </w:pPr>
-    </w:p>
     <w:sdt>
       <w:sdtPr>
         <w:rPr>
@@ -730,7 +706,7 @@
                 <w:noProof/>
                 <w:webHidden/>
               </w:rPr>
-              <w:t>5</w:t>
+              <w:t>4</w:t>
             </w:r>
             <w:r>
               <w:rPr>
@@ -826,7 +802,7 @@
                 <w:noProof/>
                 <w:webHidden/>
               </w:rPr>
-              <w:t>5</w:t>
+              <w:t>4</w:t>
             </w:r>
             <w:r>
               <w:rPr>
@@ -922,7 +898,7 @@
                 <w:noProof/>
                 <w:webHidden/>
               </w:rPr>
-              <w:t>5</w:t>
+              <w:t>4</w:t>
             </w:r>
             <w:r>
               <w:rPr>
@@ -1020,7 +996,7 @@
                 <w:noProof/>
                 <w:webHidden/>
               </w:rPr>
-              <w:t>6</w:t>
+              <w:t>5</w:t>
             </w:r>
             <w:r>
               <w:rPr>
@@ -1118,7 +1094,7 @@
                 <w:noProof/>
                 <w:webHidden/>
               </w:rPr>
-              <w:t>6</w:t>
+              <w:t>5</w:t>
             </w:r>
             <w:r>
               <w:rPr>
@@ -1216,7 +1192,7 @@
                 <w:noProof/>
                 <w:webHidden/>
               </w:rPr>
-              <w:t>7</w:t>
+              <w:t>6</w:t>
             </w:r>
             <w:r>
               <w:rPr>
@@ -1312,7 +1288,7 @@
                 <w:noProof/>
                 <w:webHidden/>
               </w:rPr>
-              <w:t>8</w:t>
+              <w:t>7</w:t>
             </w:r>
             <w:r>
               <w:rPr>
@@ -2006,6 +1982,78 @@
     </w:p>
     <w:p>
       <w:pPr>
+        <w:spacing w:after="0" w:line="240" w:lineRule="auto"/>
+        <w:jc w:val="both"/>
+        <w:rPr>
+          <w:rFonts w:eastAsia="Times New Roman" w:cstheme="minorHAnsi"/>
+          <w:sz w:val="20"/>
+          <w:szCs w:val="24"/>
+          <w:lang w:val="es-ES" w:eastAsia="es-ES"/>
+        </w:rPr>
+      </w:pPr>
+    </w:p>
+    <w:p>
+      <w:pPr>
+        <w:spacing w:after="0" w:line="240" w:lineRule="auto"/>
+        <w:jc w:val="both"/>
+        <w:rPr>
+          <w:rFonts w:eastAsia="Times New Roman" w:cstheme="minorHAnsi"/>
+          <w:sz w:val="20"/>
+          <w:szCs w:val="24"/>
+          <w:lang w:val="es-ES" w:eastAsia="es-ES"/>
+        </w:rPr>
+      </w:pPr>
+    </w:p>
+    <w:p>
+      <w:pPr>
+        <w:spacing w:after="0" w:line="240" w:lineRule="auto"/>
+        <w:jc w:val="both"/>
+        <w:rPr>
+          <w:rFonts w:eastAsia="Times New Roman" w:cstheme="minorHAnsi"/>
+          <w:sz w:val="20"/>
+          <w:szCs w:val="24"/>
+          <w:lang w:val="es-ES" w:eastAsia="es-ES"/>
+        </w:rPr>
+      </w:pPr>
+    </w:p>
+    <w:p>
+      <w:pPr>
+        <w:spacing w:after="0" w:line="240" w:lineRule="auto"/>
+        <w:jc w:val="both"/>
+        <w:rPr>
+          <w:rFonts w:eastAsia="Times New Roman" w:cstheme="minorHAnsi"/>
+          <w:sz w:val="20"/>
+          <w:szCs w:val="24"/>
+          <w:lang w:val="es-ES" w:eastAsia="es-ES"/>
+        </w:rPr>
+      </w:pPr>
+    </w:p>
+    <w:p>
+      <w:pPr>
+        <w:spacing w:after="0" w:line="240" w:lineRule="auto"/>
+        <w:jc w:val="both"/>
+        <w:rPr>
+          <w:rFonts w:eastAsia="Times New Roman" w:cstheme="minorHAnsi"/>
+          <w:sz w:val="20"/>
+          <w:szCs w:val="24"/>
+          <w:lang w:val="es-ES" w:eastAsia="es-ES"/>
+        </w:rPr>
+      </w:pPr>
+    </w:p>
+    <w:p>
+      <w:pPr>
+        <w:spacing w:after="0" w:line="240" w:lineRule="auto"/>
+        <w:jc w:val="both"/>
+        <w:rPr>
+          <w:rFonts w:eastAsia="Times New Roman" w:cstheme="minorHAnsi"/>
+          <w:sz w:val="20"/>
+          <w:szCs w:val="24"/>
+          <w:lang w:val="es-ES" w:eastAsia="es-ES"/>
+        </w:rPr>
+      </w:pPr>
+    </w:p>
+    <w:p>
+      <w:pPr>
         <w:pStyle w:val="Ttulo1"/>
       </w:pPr>
       <w:bookmarkStart w:id="2" w:name="_Toc241504831"/>
@@ -2301,123 +2349,6 @@
           </w:p>
         </w:tc>
       </w:tr>
-      <w:tr>
-        <w:trPr>
-          <w:trHeight w:val="465"/>
-        </w:trPr>
-        <w:tc>
-          <w:tcPr>
-            <w:tcW w:w="3539" w:type="dxa"/>
-            <w:vAlign w:val="center"/>
-          </w:tcPr>
-          <w:p>
-            <w:pPr>
-              <w:jc w:val="both"/>
-              <w:rPr>
-                <w:rFonts w:cstheme="minorHAnsi"/>
-                <w:i/>
-                <w:szCs w:val="24"/>
-                <w:lang w:val="es-ES" w:eastAsia="es-ES"/>
-              </w:rPr>
-            </w:pPr>
-          </w:p>
-        </w:tc>
-        <w:tc>
-          <w:tcPr>
-            <w:tcW w:w="5275" w:type="dxa"/>
-            <w:vAlign w:val="center"/>
-          </w:tcPr>
-          <w:p>
-            <w:pPr>
-              <w:jc w:val="both"/>
-              <w:rPr>
-                <w:rFonts w:cstheme="minorHAnsi"/>
-                <w:i/>
-                <w:szCs w:val="24"/>
-                <w:lang w:val="es-ES" w:eastAsia="es-ES"/>
-              </w:rPr>
-            </w:pPr>
-          </w:p>
-        </w:tc>
-      </w:tr>
-      <w:tr>
-        <w:trPr>
-          <w:trHeight w:val="465"/>
-        </w:trPr>
-        <w:tc>
-          <w:tcPr>
-            <w:tcW w:w="3539" w:type="dxa"/>
-            <w:vAlign w:val="center"/>
-          </w:tcPr>
-          <w:p>
-            <w:pPr>
-              <w:jc w:val="both"/>
-              <w:rPr>
-                <w:rFonts w:cstheme="minorHAnsi"/>
-                <w:i/>
-                <w:szCs w:val="24"/>
-                <w:lang w:val="es-ES" w:eastAsia="es-ES"/>
-              </w:rPr>
-            </w:pPr>
-          </w:p>
-        </w:tc>
-        <w:tc>
-          <w:tcPr>
-            <w:tcW w:w="5275" w:type="dxa"/>
-            <w:vAlign w:val="center"/>
-          </w:tcPr>
-          <w:p>
-            <w:pPr>
-              <w:jc w:val="both"/>
-              <w:rPr>
-                <w:rFonts w:cstheme="minorHAnsi"/>
-                <w:i/>
-                <w:szCs w:val="24"/>
-                <w:lang w:val="es-ES" w:eastAsia="es-ES"/>
-              </w:rPr>
-            </w:pPr>
-          </w:p>
-        </w:tc>
-      </w:tr>
-      <w:tr>
-        <w:trPr>
-          <w:trHeight w:val="465"/>
-        </w:trPr>
-        <w:tc>
-          <w:tcPr>
-            <w:tcW w:w="3539" w:type="dxa"/>
-            <w:vAlign w:val="center"/>
-          </w:tcPr>
-          <w:p>
-            <w:pPr>
-              <w:jc w:val="both"/>
-              <w:rPr>
-                <w:rFonts w:cstheme="minorHAnsi"/>
-                <w:i/>
-                <w:szCs w:val="24"/>
-                <w:lang w:val="es-ES" w:eastAsia="es-ES"/>
-              </w:rPr>
-            </w:pPr>
-          </w:p>
-        </w:tc>
-        <w:tc>
-          <w:tcPr>
-            <w:tcW w:w="5275" w:type="dxa"/>
-            <w:vAlign w:val="center"/>
-          </w:tcPr>
-          <w:p>
-            <w:pPr>
-              <w:jc w:val="both"/>
-              <w:rPr>
-                <w:rFonts w:cstheme="minorHAnsi"/>
-                <w:i/>
-                <w:szCs w:val="24"/>
-                <w:lang w:val="es-ES" w:eastAsia="es-ES"/>
-              </w:rPr>
-            </w:pPr>
-          </w:p>
-        </w:tc>
-      </w:tr>
     </w:tbl>
     <w:p/>
     <w:p>
@@ -2441,26 +2372,11 @@
     </w:p>
     <w:p>
       <w:pPr>
-        <w:rPr>
-          <w:rFonts w:cstheme="minorHAnsi"/>
-          <w:b/>
-        </w:rPr>
-      </w:pPr>
-    </w:p>
-    <w:p>
-      <w:pPr>
-        <w:jc w:val="both"/>
-        <w:rPr>
-          <w:lang w:val="es-ES" w:eastAsia="es-ES"/>
-        </w:rPr>
-      </w:pPr>
-    </w:p>
-    <w:p>
-      <w:pPr>
         <w:pStyle w:val="Ttulo1"/>
       </w:pPr>
       <w:bookmarkStart w:id="3" w:name="_Toc241504832"/>
       <w:r>
+        <w:lastRenderedPageBreak/>
         <w:t>Diseño</w:t>
       </w:r>
       <w:bookmarkEnd w:id="3"/>
@@ -2546,7 +2462,6 @@
         <w:pStyle w:val="Ttulo2"/>
       </w:pPr>
       <w:r>
-        <w:lastRenderedPageBreak/>
         <w:t>Vista Lógica</w:t>
       </w:r>
       <w:bookmarkEnd w:id="5"/>
@@ -2580,6 +2495,7 @@
         <w:rPr>
           <w:noProof/>
         </w:rPr>
+        <w:lastRenderedPageBreak/>
         <w:drawing>
           <wp:inline distT="0" distB="0" distL="0" distR="0" wp14:anchorId="3359D020" wp14:editId="743C93F4">
             <wp:extent cx="5588000" cy="4090785"/>
@@ -2616,7 +2532,14 @@
           </wp:inline>
         </w:drawing>
       </w:r>
+      <w:r>
+        <w:br/>
+      </w:r>
     </w:p>
+    <w:p/>
+    <w:p/>
+    <w:p/>
+    <w:p/>
     <w:p/>
     <w:p/>
     <w:p/>
@@ -5994,6 +5917,7 @@
     <w:rsid w:val="00595623"/>
     <w:rsid w:val="005B27DB"/>
     <w:rsid w:val="006E2FCC"/>
+    <w:rsid w:val="006F562F"/>
     <w:rsid w:val="00704192"/>
     <w:rsid w:val="00825B36"/>
     <w:rsid w:val="00960213"/>
@@ -6003,6 +5927,7 @@
     <w:rsid w:val="00C5036F"/>
     <w:rsid w:val="00C861E5"/>
     <w:rsid w:val="00CF44FB"/>
+    <w:rsid w:val="00E31D95"/>
     <w:rsid w:val="00EC21D5"/>
     <w:rsid w:val="00EF001A"/>
   </w:rsids>
